--- a/use case quản lý thú cưng kmna.docx
+++ b/use case quản lý thú cưng kmna.docx
@@ -5,9 +5,1756 @@
     <w:p>
       <w:pPr>
         <w:pStyle w:val="Bng"/>
+        <w:rPr>
+          <w:lang w:val="en-US"/>
+        </w:rPr>
       </w:pPr>
       <w:bookmarkStart w:id="0" w:name="_Toc220016523"/>
       <w:r>
+        <w:rPr>
+          <w:lang w:val="en-US"/>
+        </w:rPr>
+        <w:t>Mô hình thực thể liên kết :</w:t>
+      </w:r>
+    </w:p>
+    <w:p>
+      <w:pPr>
+        <w:pStyle w:val="Bng"/>
+        <w:rPr>
+          <w:lang w:val="en-US"/>
+        </w:rPr>
+      </w:pPr>
+      <w:r>
+        <w:rPr>
+          <w:noProof/>
+          <w:lang w:val="en-US"/>
+          <w14:ligatures w14:val="standardContextual"/>
+        </w:rPr>
+        <w:drawing>
+          <wp:inline distT="0" distB="0" distL="0" distR="0" wp14:anchorId="34C1B7BA" wp14:editId="1A01BDA6">
+            <wp:extent cx="5760720" cy="3838575"/>
+            <wp:effectExtent l="0" t="0" r="0" b="9525"/>
+            <wp:docPr id="153265509" name="Picture 1"/>
+            <wp:cNvGraphicFramePr>
+              <a:graphicFrameLocks xmlns:a="http://schemas.openxmlformats.org/drawingml/2006/main" noChangeAspect="1"/>
+            </wp:cNvGraphicFramePr>
+            <a:graphic xmlns:a="http://schemas.openxmlformats.org/drawingml/2006/main">
+              <a:graphicData uri="http://schemas.openxmlformats.org/drawingml/2006/picture">
+                <pic:pic xmlns:pic="http://schemas.openxmlformats.org/drawingml/2006/picture">
+                  <pic:nvPicPr>
+                    <pic:cNvPr id="153265509" name="Picture 153265509"/>
+                    <pic:cNvPicPr/>
+                  </pic:nvPicPr>
+                  <pic:blipFill>
+                    <a:blip r:embed="rId7" cstate="print">
+                      <a:extLst>
+                        <a:ext uri="{28A0092B-C50C-407E-A947-70E740481C1C}">
+                          <a14:useLocalDpi xmlns:a14="http://schemas.microsoft.com/office/drawing/2010/main" val="0"/>
+                        </a:ext>
+                      </a:extLst>
+                    </a:blip>
+                    <a:stretch>
+                      <a:fillRect/>
+                    </a:stretch>
+                  </pic:blipFill>
+                  <pic:spPr>
+                    <a:xfrm>
+                      <a:off x="0" y="0"/>
+                      <a:ext cx="5760720" cy="3838575"/>
+                    </a:xfrm>
+                    <a:prstGeom prst="rect">
+                      <a:avLst/>
+                    </a:prstGeom>
+                  </pic:spPr>
+                </pic:pic>
+              </a:graphicData>
+            </a:graphic>
+          </wp:inline>
+        </w:drawing>
+      </w:r>
+    </w:p>
+    <w:p>
+      <w:pPr>
+        <w:pStyle w:val="Bng"/>
+        <w:rPr>
+          <w:lang w:val="en-US"/>
+        </w:rPr>
+      </w:pPr>
+      <w:r>
+        <w:rPr>
+          <w:lang w:val="en-US"/>
+        </w:rPr>
+        <w:t>Mô hình dữ liệu quan hệ:</w:t>
+      </w:r>
+    </w:p>
+    <w:p>
+      <w:pPr>
+        <w:spacing w:after="200" w:line="276" w:lineRule="auto"/>
+        <w:rPr>
+          <w:b/>
+          <w:bCs/>
+        </w:rPr>
+      </w:pPr>
+      <w:r>
+        <w:rPr>
+          <w:b/>
+          <w:bCs/>
+        </w:rPr>
+        <w:t>SƠ ĐỒ LỚP VÀ QUY ĐỊNH KHÓA (DATABASE SCHEMA)</w:t>
+      </w:r>
+    </w:p>
+    <w:p>
+      <w:pPr>
+        <w:spacing w:after="200" w:line="276" w:lineRule="auto"/>
+        <w:rPr>
+          <w:b/>
+          <w:bCs/>
+        </w:rPr>
+      </w:pPr>
+      <w:r>
+        <w:rPr>
+          <w:b/>
+          <w:bCs/>
+        </w:rPr>
+        <w:t>1. QUY ĐỊNH KÝ HIỆU KHÓA</w:t>
+      </w:r>
+    </w:p>
+    <w:p>
+      <w:pPr>
+        <w:numPr>
+          <w:ilvl w:val="0"/>
+          <w:numId w:val="1"/>
+        </w:numPr>
+        <w:spacing w:before="0" w:after="200" w:line="276" w:lineRule="auto"/>
+        <w:jc w:val="left"/>
+      </w:pPr>
+      <w:r>
+        <w:rPr>
+          <w:b/>
+          <w:bCs/>
+        </w:rPr>
+        <w:t>Khóa chính (Primary Key - PK):</w:t>
+      </w:r>
+      <w:r>
+        <w:t xml:space="preserve"> Được biểu diễn bằng </w:t>
+      </w:r>
+      <w:r>
+        <w:rPr>
+          <w:b/>
+          <w:bCs/>
+        </w:rPr>
+        <w:t>MỘT NÉT GẠCH CHÂN</w:t>
+      </w:r>
+      <w:r>
+        <w:t xml:space="preserve"> bên dưới tên thuộc tính (VD: MaKhachHang). </w:t>
+      </w:r>
+    </w:p>
+    <w:p>
+      <w:pPr>
+        <w:numPr>
+          <w:ilvl w:val="0"/>
+          <w:numId w:val="1"/>
+        </w:numPr>
+        <w:spacing w:before="0" w:after="200" w:line="276" w:lineRule="auto"/>
+        <w:jc w:val="left"/>
+      </w:pPr>
+      <w:r>
+        <w:rPr>
+          <w:b/>
+          <w:bCs/>
+        </w:rPr>
+        <w:t>Khóa ngoại (Foreign Key - FK):</w:t>
+      </w:r>
+      <w:r>
+        <w:t xml:space="preserve"> Được biểu diễn bằng </w:t>
+      </w:r>
+      <w:r>
+        <w:rPr>
+          <w:b/>
+          <w:bCs/>
+        </w:rPr>
+        <w:t>HAI NÉT GẠCH CHÂN</w:t>
+      </w:r>
+      <w:r>
+        <w:t xml:space="preserve"> (hoặc gạch đôi) bên dưới tên thuộc tính (VD: MaKhachHang). </w:t>
+      </w:r>
+    </w:p>
+    <w:p>
+      <w:pPr>
+        <w:spacing w:after="200" w:line="276" w:lineRule="auto"/>
+        <w:rPr>
+          <w:b/>
+          <w:bCs/>
+        </w:rPr>
+      </w:pPr>
+      <w:r>
+        <w:rPr>
+          <w:b/>
+          <w:bCs/>
+        </w:rPr>
+        <w:t>2. DANH SÁCH BẢNG VÀ KHÓA TRONG CƠ SỞ DỮ LIỆU</w:t>
+      </w:r>
+    </w:p>
+    <w:p>
+      <w:pPr>
+        <w:numPr>
+          <w:ilvl w:val="0"/>
+          <w:numId w:val="2"/>
+        </w:numPr>
+        <w:spacing w:before="0" w:after="200" w:line="276" w:lineRule="auto"/>
+        <w:jc w:val="left"/>
+      </w:pPr>
+      <w:r>
+        <w:rPr>
+          <w:b/>
+          <w:bCs/>
+        </w:rPr>
+        <w:t>KhachHang</w:t>
+      </w:r>
+      <w:r>
+        <w:t xml:space="preserve"> (MaKhachHang, HoTen, GioiTinh, SoDienThoai, Email, DiaChi, GhiChu, NgayTao) </w:t>
+      </w:r>
+    </w:p>
+    <w:p>
+      <w:pPr>
+        <w:numPr>
+          <w:ilvl w:val="1"/>
+          <w:numId w:val="2"/>
+        </w:numPr>
+        <w:spacing w:before="0" w:after="200" w:line="276" w:lineRule="auto"/>
+        <w:jc w:val="left"/>
+      </w:pPr>
+      <w:r>
+        <w:rPr>
+          <w:i/>
+          <w:iCs/>
+        </w:rPr>
+        <w:t>Ghi chú:</w:t>
+      </w:r>
+      <w:r>
+        <w:t xml:space="preserve"> Lưu trữ thông tin chi tiết về khách hàng. </w:t>
+      </w:r>
+    </w:p>
+    <w:p>
+      <w:pPr>
+        <w:numPr>
+          <w:ilvl w:val="0"/>
+          <w:numId w:val="2"/>
+        </w:numPr>
+        <w:spacing w:before="0" w:after="200" w:line="276" w:lineRule="auto"/>
+        <w:jc w:val="left"/>
+      </w:pPr>
+      <w:r>
+        <w:rPr>
+          <w:b/>
+          <w:bCs/>
+        </w:rPr>
+        <w:t>ThuCung</w:t>
+      </w:r>
+      <w:r>
+        <w:t xml:space="preserve"> (MaThuCung, MaKhachHang, TenThuCung, LoaiThuCung, GiongThuCung, GioiTinh, MauLong, CanNang, Anh, MoTa, NgayTao) </w:t>
+      </w:r>
+    </w:p>
+    <w:p>
+      <w:pPr>
+        <w:numPr>
+          <w:ilvl w:val="1"/>
+          <w:numId w:val="2"/>
+        </w:numPr>
+        <w:spacing w:before="0" w:after="200" w:line="276" w:lineRule="auto"/>
+        <w:jc w:val="left"/>
+      </w:pPr>
+      <w:r>
+        <w:rPr>
+          <w:i/>
+          <w:iCs/>
+        </w:rPr>
+        <w:t>Ghi chú:</w:t>
+      </w:r>
+      <w:r>
+        <w:t xml:space="preserve"> Lưu trữ thông tin thú cưng thuộc sở hữu của khách hàng. </w:t>
+      </w:r>
+    </w:p>
+    <w:p>
+      <w:pPr>
+        <w:numPr>
+          <w:ilvl w:val="0"/>
+          <w:numId w:val="2"/>
+        </w:numPr>
+        <w:spacing w:before="0" w:after="200" w:line="276" w:lineRule="auto"/>
+        <w:jc w:val="left"/>
+      </w:pPr>
+      <w:r>
+        <w:rPr>
+          <w:b/>
+          <w:bCs/>
+        </w:rPr>
+        <w:t>NhanVien</w:t>
+      </w:r>
+      <w:r>
+        <w:t xml:space="preserve"> (MaNhanVien, HoTen, NgaySinh, GioiTinh, SoDienThoai, Email, DiaChi, ChuyenMon, BangCap, NgayVaoLam, Anh, MoTa) </w:t>
+      </w:r>
+    </w:p>
+    <w:p>
+      <w:pPr>
+        <w:numPr>
+          <w:ilvl w:val="1"/>
+          <w:numId w:val="2"/>
+        </w:numPr>
+        <w:spacing w:before="0" w:after="200" w:line="276" w:lineRule="auto"/>
+        <w:jc w:val="left"/>
+      </w:pPr>
+      <w:r>
+        <w:rPr>
+          <w:i/>
+          <w:iCs/>
+        </w:rPr>
+        <w:lastRenderedPageBreak/>
+        <w:t>Ghi chú:</w:t>
+      </w:r>
+      <w:r>
+        <w:t xml:space="preserve"> Lưu trữ thông tin đội ngũ bác sĩ và nhân viên phòng khám. </w:t>
+      </w:r>
+    </w:p>
+    <w:p>
+      <w:pPr>
+        <w:numPr>
+          <w:ilvl w:val="0"/>
+          <w:numId w:val="2"/>
+        </w:numPr>
+        <w:spacing w:before="0" w:after="200" w:line="276" w:lineRule="auto"/>
+        <w:jc w:val="left"/>
+      </w:pPr>
+      <w:r>
+        <w:rPr>
+          <w:b/>
+          <w:bCs/>
+        </w:rPr>
+        <w:t>PhieuKham</w:t>
+      </w:r>
+      <w:r>
+        <w:t xml:space="preserve"> (MaPhieuKham, MaKhachHang, MaThuCung, MaNhanVien, NgayKham, MoTaTrieuChung, KetQuaKham, BenhTinh, ThongTinThuoc, MoTaSuDungDichVu, NgayLap) </w:t>
+      </w:r>
+    </w:p>
+    <w:p>
+      <w:pPr>
+        <w:numPr>
+          <w:ilvl w:val="1"/>
+          <w:numId w:val="2"/>
+        </w:numPr>
+        <w:spacing w:before="0" w:after="200" w:line="276" w:lineRule="auto"/>
+        <w:jc w:val="left"/>
+      </w:pPr>
+      <w:r>
+        <w:rPr>
+          <w:i/>
+          <w:iCs/>
+        </w:rPr>
+        <w:t>Ghi chú:</w:t>
+      </w:r>
+      <w:r>
+        <w:t xml:space="preserve"> Ghi nhận phiếu khám bệnh, kết quả chẩn đoán và dịch vụ điều trị. </w:t>
+      </w:r>
+    </w:p>
+    <w:p>
+      <w:pPr>
+        <w:numPr>
+          <w:ilvl w:val="0"/>
+          <w:numId w:val="2"/>
+        </w:numPr>
+        <w:spacing w:before="0" w:after="200" w:line="276" w:lineRule="auto"/>
+        <w:jc w:val="left"/>
+      </w:pPr>
+      <w:r>
+        <w:rPr>
+          <w:b/>
+          <w:bCs/>
+        </w:rPr>
+        <w:t>HoaDon</w:t>
+      </w:r>
+      <w:r>
+        <w:t xml:space="preserve"> (MaHoaDon, MaPhieuKham, NgayLap, TongTien, GhiChu) </w:t>
+      </w:r>
+    </w:p>
+    <w:p>
+      <w:pPr>
+        <w:numPr>
+          <w:ilvl w:val="1"/>
+          <w:numId w:val="2"/>
+        </w:numPr>
+        <w:spacing w:before="0" w:after="200" w:line="276" w:lineRule="auto"/>
+        <w:jc w:val="left"/>
+      </w:pPr>
+      <w:r>
+        <w:rPr>
+          <w:i/>
+          <w:iCs/>
+        </w:rPr>
+        <w:t>Ghi chú:</w:t>
+      </w:r>
+      <w:r>
+        <w:t xml:space="preserve"> Quản lý thông tin thanh toán hóa đơn cho các phiếu khám. </w:t>
+      </w:r>
+    </w:p>
+    <w:p>
+      <w:pPr>
+        <w:numPr>
+          <w:ilvl w:val="0"/>
+          <w:numId w:val="2"/>
+        </w:numPr>
+        <w:spacing w:before="0" w:after="200" w:line="276" w:lineRule="auto"/>
+        <w:jc w:val="left"/>
+      </w:pPr>
+      <w:r>
+        <w:rPr>
+          <w:b/>
+          <w:bCs/>
+        </w:rPr>
+        <w:t>TaiKhoan</w:t>
+      </w:r>
+      <w:r>
+        <w:t xml:space="preserve"> (MaTaiKhoan, TenDangNhap, MatKhau, Email, NgayTao, PhanQuyen) </w:t>
+      </w:r>
+    </w:p>
+    <w:p>
+      <w:pPr>
+        <w:numPr>
+          <w:ilvl w:val="1"/>
+          <w:numId w:val="2"/>
+        </w:numPr>
+        <w:spacing w:before="0" w:after="200" w:line="276" w:lineRule="auto"/>
+        <w:jc w:val="left"/>
+      </w:pPr>
+      <w:r>
+        <w:rPr>
+          <w:i/>
+          <w:iCs/>
+        </w:rPr>
+        <w:t>Ghi chú:</w:t>
+      </w:r>
+      <w:r>
+        <w:t xml:space="preserve"> Lưu trữ thông tin tài khoản người dùng và phân quyền hệ thống. </w:t>
+      </w:r>
+    </w:p>
+    <w:p>
+      <w:pPr>
+        <w:numPr>
+          <w:ilvl w:val="0"/>
+          <w:numId w:val="2"/>
+        </w:numPr>
+        <w:spacing w:before="0" w:after="200" w:line="276" w:lineRule="auto"/>
+        <w:jc w:val="left"/>
+      </w:pPr>
+      <w:r>
+        <w:rPr>
+          <w:b/>
+          <w:bCs/>
+        </w:rPr>
+        <w:t>Thuoc</w:t>
+      </w:r>
+      <w:r>
+        <w:t xml:space="preserve"> (MaThuoc, TenThuoc, DonViTinh, SoLuongTon, Gia, MoTa, TrangThai, HanSuDung) </w:t>
+      </w:r>
+    </w:p>
+    <w:p>
+      <w:pPr>
+        <w:numPr>
+          <w:ilvl w:val="1"/>
+          <w:numId w:val="2"/>
+        </w:numPr>
+        <w:spacing w:before="0" w:after="200" w:line="276" w:lineRule="auto"/>
+        <w:jc w:val="left"/>
+      </w:pPr>
+      <w:r>
+        <w:rPr>
+          <w:i/>
+          <w:iCs/>
+        </w:rPr>
+        <w:t>Ghi chú:</w:t>
+      </w:r>
+      <w:r>
+        <w:t xml:space="preserve"> Danh mục thuốc và kho dược phẩm. </w:t>
+      </w:r>
+    </w:p>
+    <w:p>
+      <w:pPr>
+        <w:spacing w:after="200" w:line="276" w:lineRule="auto"/>
+        <w:rPr>
+          <w:b/>
+          <w:bCs/>
+        </w:rPr>
+      </w:pPr>
+      <w:r>
+        <w:rPr>
+          <w:b/>
+          <w:bCs/>
+        </w:rPr>
+        <w:t>3. BẢNG TỔNG HỢP MỐI QUAN HỆ KHÓA (RELATIONSHIPS)</w:t>
+      </w:r>
+    </w:p>
+    <w:tbl>
+      <w:tblPr>
+        <w:tblW w:w="0" w:type="auto"/>
+        <w:tblCellSpacing w:w="15" w:type="dxa"/>
+        <w:tblInd w:w="-292" w:type="dxa"/>
+        <w:tblCellMar>
+          <w:top w:w="15" w:type="dxa"/>
+          <w:left w:w="15" w:type="dxa"/>
+          <w:bottom w:w="15" w:type="dxa"/>
+          <w:right w:w="15" w:type="dxa"/>
+        </w:tblCellMar>
+        <w:tblLook w:val="04A0" w:firstRow="1" w:lastRow="0" w:firstColumn="1" w:lastColumn="0" w:noHBand="0" w:noVBand="1"/>
+      </w:tblPr>
+      <w:tblGrid>
+        <w:gridCol w:w="1891"/>
+        <w:gridCol w:w="2009"/>
+        <w:gridCol w:w="2009"/>
+        <w:gridCol w:w="3439"/>
+      </w:tblGrid>
+      <w:tr>
+        <w:trPr>
+          <w:tblHeader/>
+          <w:tblCellSpacing w:w="15" w:type="dxa"/>
+        </w:trPr>
+        <w:tc>
+          <w:tcPr>
+            <w:tcW w:w="1994" w:type="dxa"/>
+            <w:tcBorders>
+              <w:top w:val="single" w:sz="6" w:space="0" w:color="C4C7C5"/>
+              <w:left w:val="single" w:sz="6" w:space="0" w:color="C4C7C5"/>
+              <w:bottom w:val="single" w:sz="6" w:space="0" w:color="C4C7C5"/>
+              <w:right w:val="single" w:sz="6" w:space="0" w:color="C4C7C5"/>
+            </w:tcBorders>
+            <w:tcMar>
+              <w:top w:w="120" w:type="dxa"/>
+              <w:left w:w="180" w:type="dxa"/>
+              <w:bottom w:w="120" w:type="dxa"/>
+              <w:right w:w="180" w:type="dxa"/>
+            </w:tcMar>
+            <w:vAlign w:val="center"/>
+            <w:hideMark/>
+          </w:tcPr>
+          <w:p>
+            <w:pPr>
+              <w:pStyle w:val="Bng"/>
+            </w:pPr>
+            <w:r>
+              <w:rPr>
+                <w:b/>
+                <w:bCs/>
+              </w:rPr>
+              <w:t>Bảng (Table)</w:t>
+            </w:r>
+          </w:p>
+        </w:tc>
+        <w:tc>
+          <w:tcPr>
+            <w:tcW w:w="0" w:type="auto"/>
+            <w:tcBorders>
+              <w:top w:val="single" w:sz="6" w:space="0" w:color="C4C7C5"/>
+              <w:left w:val="single" w:sz="6" w:space="0" w:color="C4C7C5"/>
+              <w:bottom w:val="single" w:sz="6" w:space="0" w:color="C4C7C5"/>
+              <w:right w:val="single" w:sz="6" w:space="0" w:color="C4C7C5"/>
+            </w:tcBorders>
+            <w:tcMar>
+              <w:top w:w="120" w:type="dxa"/>
+              <w:left w:w="180" w:type="dxa"/>
+              <w:bottom w:w="120" w:type="dxa"/>
+              <w:right w:w="180" w:type="dxa"/>
+            </w:tcMar>
+            <w:vAlign w:val="center"/>
+            <w:hideMark/>
+          </w:tcPr>
+          <w:p>
+            <w:pPr>
+              <w:pStyle w:val="Bng"/>
+            </w:pPr>
+            <w:r>
+              <w:rPr>
+                <w:b/>
+                <w:bCs/>
+              </w:rPr>
+              <w:t>Khóa chính (PK - 1 gạch)</w:t>
+            </w:r>
+          </w:p>
+        </w:tc>
+        <w:tc>
+          <w:tcPr>
+            <w:tcW w:w="0" w:type="auto"/>
+            <w:tcBorders>
+              <w:top w:val="single" w:sz="6" w:space="0" w:color="C4C7C5"/>
+              <w:left w:val="single" w:sz="6" w:space="0" w:color="C4C7C5"/>
+              <w:bottom w:val="single" w:sz="6" w:space="0" w:color="C4C7C5"/>
+              <w:right w:val="single" w:sz="6" w:space="0" w:color="C4C7C5"/>
+            </w:tcBorders>
+            <w:tcMar>
+              <w:top w:w="120" w:type="dxa"/>
+              <w:left w:w="180" w:type="dxa"/>
+              <w:bottom w:w="120" w:type="dxa"/>
+              <w:right w:w="180" w:type="dxa"/>
+            </w:tcMar>
+            <w:vAlign w:val="center"/>
+            <w:hideMark/>
+          </w:tcPr>
+          <w:p>
+            <w:pPr>
+              <w:pStyle w:val="Bng"/>
+            </w:pPr>
+            <w:r>
+              <w:rPr>
+                <w:b/>
+                <w:bCs/>
+              </w:rPr>
+              <w:t>Khóa ngoại (FK - 2 gạch)</w:t>
+            </w:r>
+          </w:p>
+        </w:tc>
+        <w:tc>
+          <w:tcPr>
+            <w:tcW w:w="0" w:type="auto"/>
+            <w:tcBorders>
+              <w:top w:val="single" w:sz="6" w:space="0" w:color="C4C7C5"/>
+              <w:left w:val="single" w:sz="6" w:space="0" w:color="C4C7C5"/>
+              <w:bottom w:val="single" w:sz="6" w:space="0" w:color="C4C7C5"/>
+              <w:right w:val="single" w:sz="6" w:space="0" w:color="C4C7C5"/>
+            </w:tcBorders>
+            <w:tcMar>
+              <w:top w:w="120" w:type="dxa"/>
+              <w:left w:w="180" w:type="dxa"/>
+              <w:bottom w:w="120" w:type="dxa"/>
+              <w:right w:w="180" w:type="dxa"/>
+            </w:tcMar>
+            <w:vAlign w:val="center"/>
+            <w:hideMark/>
+          </w:tcPr>
+          <w:p>
+            <w:pPr>
+              <w:pStyle w:val="Bng"/>
+            </w:pPr>
+            <w:r>
+              <w:rPr>
+                <w:b/>
+                <w:bCs/>
+              </w:rPr>
+              <w:t>Tham chiếu đến Bảng (FK Reference)</w:t>
+            </w:r>
+          </w:p>
+        </w:tc>
+      </w:tr>
+      <w:tr>
+        <w:trPr>
+          <w:tblCellSpacing w:w="15" w:type="dxa"/>
+        </w:trPr>
+        <w:tc>
+          <w:tcPr>
+            <w:tcW w:w="1994" w:type="dxa"/>
+            <w:tcBorders>
+              <w:top w:val="single" w:sz="6" w:space="0" w:color="C4C7C5"/>
+              <w:left w:val="single" w:sz="6" w:space="0" w:color="C4C7C5"/>
+              <w:bottom w:val="single" w:sz="6" w:space="0" w:color="C4C7C5"/>
+              <w:right w:val="single" w:sz="6" w:space="0" w:color="C4C7C5"/>
+            </w:tcBorders>
+            <w:tcMar>
+              <w:top w:w="120" w:type="dxa"/>
+              <w:left w:w="180" w:type="dxa"/>
+              <w:bottom w:w="120" w:type="dxa"/>
+              <w:right w:w="180" w:type="dxa"/>
+            </w:tcMar>
+            <w:vAlign w:val="center"/>
+            <w:hideMark/>
+          </w:tcPr>
+          <w:p>
+            <w:pPr>
+              <w:pStyle w:val="Bng"/>
+            </w:pPr>
+            <w:r>
+              <w:rPr>
+                <w:b/>
+                <w:bCs/>
+              </w:rPr>
+              <w:t>KhachHang</w:t>
+            </w:r>
+          </w:p>
+        </w:tc>
+        <w:tc>
+          <w:tcPr>
+            <w:tcW w:w="0" w:type="auto"/>
+            <w:tcBorders>
+              <w:top w:val="single" w:sz="6" w:space="0" w:color="C4C7C5"/>
+              <w:left w:val="single" w:sz="6" w:space="0" w:color="C4C7C5"/>
+              <w:bottom w:val="single" w:sz="6" w:space="0" w:color="C4C7C5"/>
+              <w:right w:val="single" w:sz="6" w:space="0" w:color="C4C7C5"/>
+            </w:tcBorders>
+            <w:tcMar>
+              <w:top w:w="120" w:type="dxa"/>
+              <w:left w:w="180" w:type="dxa"/>
+              <w:bottom w:w="120" w:type="dxa"/>
+              <w:right w:w="180" w:type="dxa"/>
+            </w:tcMar>
+            <w:vAlign w:val="center"/>
+            <w:hideMark/>
+          </w:tcPr>
+          <w:p>
+            <w:pPr>
+              <w:pStyle w:val="Bng"/>
+            </w:pPr>
+            <w:r>
+              <w:t>MaKhachHang</w:t>
+            </w:r>
+          </w:p>
+        </w:tc>
+        <w:tc>
+          <w:tcPr>
+            <w:tcW w:w="0" w:type="auto"/>
+            <w:tcBorders>
+              <w:top w:val="single" w:sz="6" w:space="0" w:color="C4C7C5"/>
+              <w:left w:val="single" w:sz="6" w:space="0" w:color="C4C7C5"/>
+              <w:bottom w:val="single" w:sz="6" w:space="0" w:color="C4C7C5"/>
+              <w:right w:val="single" w:sz="6" w:space="0" w:color="C4C7C5"/>
+            </w:tcBorders>
+            <w:tcMar>
+              <w:top w:w="120" w:type="dxa"/>
+              <w:left w:w="180" w:type="dxa"/>
+              <w:bottom w:w="120" w:type="dxa"/>
+              <w:right w:w="180" w:type="dxa"/>
+            </w:tcMar>
+            <w:vAlign w:val="center"/>
+            <w:hideMark/>
+          </w:tcPr>
+          <w:p>
+            <w:pPr>
+              <w:pStyle w:val="Bng"/>
+            </w:pPr>
+            <w:r>
+              <w:t>-</w:t>
+            </w:r>
+          </w:p>
+        </w:tc>
+        <w:tc>
+          <w:tcPr>
+            <w:tcW w:w="0" w:type="auto"/>
+            <w:tcBorders>
+              <w:top w:val="single" w:sz="6" w:space="0" w:color="C4C7C5"/>
+              <w:left w:val="single" w:sz="6" w:space="0" w:color="C4C7C5"/>
+              <w:bottom w:val="single" w:sz="6" w:space="0" w:color="C4C7C5"/>
+              <w:right w:val="single" w:sz="6" w:space="0" w:color="C4C7C5"/>
+            </w:tcBorders>
+            <w:tcMar>
+              <w:top w:w="120" w:type="dxa"/>
+              <w:left w:w="180" w:type="dxa"/>
+              <w:bottom w:w="120" w:type="dxa"/>
+              <w:right w:w="180" w:type="dxa"/>
+            </w:tcMar>
+            <w:vAlign w:val="center"/>
+            <w:hideMark/>
+          </w:tcPr>
+          <w:p>
+            <w:pPr>
+              <w:pStyle w:val="Bng"/>
+            </w:pPr>
+            <w:r>
+              <w:t>-</w:t>
+            </w:r>
+          </w:p>
+        </w:tc>
+      </w:tr>
+      <w:tr>
+        <w:trPr>
+          <w:tblCellSpacing w:w="15" w:type="dxa"/>
+        </w:trPr>
+        <w:tc>
+          <w:tcPr>
+            <w:tcW w:w="1994" w:type="dxa"/>
+            <w:tcBorders>
+              <w:top w:val="single" w:sz="6" w:space="0" w:color="C4C7C5"/>
+              <w:left w:val="single" w:sz="6" w:space="0" w:color="C4C7C5"/>
+              <w:bottom w:val="single" w:sz="6" w:space="0" w:color="C4C7C5"/>
+              <w:right w:val="single" w:sz="6" w:space="0" w:color="C4C7C5"/>
+            </w:tcBorders>
+            <w:tcMar>
+              <w:top w:w="120" w:type="dxa"/>
+              <w:left w:w="180" w:type="dxa"/>
+              <w:bottom w:w="120" w:type="dxa"/>
+              <w:right w:w="180" w:type="dxa"/>
+            </w:tcMar>
+            <w:vAlign w:val="center"/>
+            <w:hideMark/>
+          </w:tcPr>
+          <w:p>
+            <w:pPr>
+              <w:pStyle w:val="Bng"/>
+            </w:pPr>
+            <w:r>
+              <w:rPr>
+                <w:b/>
+                <w:bCs/>
+              </w:rPr>
+              <w:t>ThuCung</w:t>
+            </w:r>
+          </w:p>
+        </w:tc>
+        <w:tc>
+          <w:tcPr>
+            <w:tcW w:w="0" w:type="auto"/>
+            <w:tcBorders>
+              <w:top w:val="single" w:sz="6" w:space="0" w:color="C4C7C5"/>
+              <w:left w:val="single" w:sz="6" w:space="0" w:color="C4C7C5"/>
+              <w:bottom w:val="single" w:sz="6" w:space="0" w:color="C4C7C5"/>
+              <w:right w:val="single" w:sz="6" w:space="0" w:color="C4C7C5"/>
+            </w:tcBorders>
+            <w:tcMar>
+              <w:top w:w="120" w:type="dxa"/>
+              <w:left w:w="180" w:type="dxa"/>
+              <w:bottom w:w="120" w:type="dxa"/>
+              <w:right w:w="180" w:type="dxa"/>
+            </w:tcMar>
+            <w:vAlign w:val="center"/>
+            <w:hideMark/>
+          </w:tcPr>
+          <w:p>
+            <w:pPr>
+              <w:pStyle w:val="Bng"/>
+            </w:pPr>
+            <w:r>
+              <w:t>MaThuCung</w:t>
+            </w:r>
+          </w:p>
+        </w:tc>
+        <w:tc>
+          <w:tcPr>
+            <w:tcW w:w="0" w:type="auto"/>
+            <w:tcBorders>
+              <w:top w:val="single" w:sz="6" w:space="0" w:color="C4C7C5"/>
+              <w:left w:val="single" w:sz="6" w:space="0" w:color="C4C7C5"/>
+              <w:bottom w:val="single" w:sz="6" w:space="0" w:color="C4C7C5"/>
+              <w:right w:val="single" w:sz="6" w:space="0" w:color="C4C7C5"/>
+            </w:tcBorders>
+            <w:tcMar>
+              <w:top w:w="120" w:type="dxa"/>
+              <w:left w:w="180" w:type="dxa"/>
+              <w:bottom w:w="120" w:type="dxa"/>
+              <w:right w:w="180" w:type="dxa"/>
+            </w:tcMar>
+            <w:vAlign w:val="center"/>
+            <w:hideMark/>
+          </w:tcPr>
+          <w:p>
+            <w:pPr>
+              <w:pStyle w:val="Bng"/>
+            </w:pPr>
+            <w:r>
+              <w:t>MaKhachHang</w:t>
+            </w:r>
+          </w:p>
+        </w:tc>
+        <w:tc>
+          <w:tcPr>
+            <w:tcW w:w="0" w:type="auto"/>
+            <w:tcBorders>
+              <w:top w:val="single" w:sz="6" w:space="0" w:color="C4C7C5"/>
+              <w:left w:val="single" w:sz="6" w:space="0" w:color="C4C7C5"/>
+              <w:bottom w:val="single" w:sz="6" w:space="0" w:color="C4C7C5"/>
+              <w:right w:val="single" w:sz="6" w:space="0" w:color="C4C7C5"/>
+            </w:tcBorders>
+            <w:tcMar>
+              <w:top w:w="120" w:type="dxa"/>
+              <w:left w:w="180" w:type="dxa"/>
+              <w:bottom w:w="120" w:type="dxa"/>
+              <w:right w:w="180" w:type="dxa"/>
+            </w:tcMar>
+            <w:vAlign w:val="center"/>
+            <w:hideMark/>
+          </w:tcPr>
+          <w:p>
+            <w:pPr>
+              <w:pStyle w:val="Bng"/>
+            </w:pPr>
+            <w:r>
+              <w:t>KhachHang(MaKhachHang)</w:t>
+            </w:r>
+          </w:p>
+        </w:tc>
+      </w:tr>
+      <w:tr>
+        <w:trPr>
+          <w:tblCellSpacing w:w="15" w:type="dxa"/>
+        </w:trPr>
+        <w:tc>
+          <w:tcPr>
+            <w:tcW w:w="1994" w:type="dxa"/>
+            <w:tcBorders>
+              <w:top w:val="single" w:sz="6" w:space="0" w:color="C4C7C5"/>
+              <w:left w:val="single" w:sz="6" w:space="0" w:color="C4C7C5"/>
+              <w:bottom w:val="single" w:sz="6" w:space="0" w:color="C4C7C5"/>
+              <w:right w:val="single" w:sz="6" w:space="0" w:color="C4C7C5"/>
+            </w:tcBorders>
+            <w:tcMar>
+              <w:top w:w="120" w:type="dxa"/>
+              <w:left w:w="180" w:type="dxa"/>
+              <w:bottom w:w="120" w:type="dxa"/>
+              <w:right w:w="180" w:type="dxa"/>
+            </w:tcMar>
+            <w:vAlign w:val="center"/>
+            <w:hideMark/>
+          </w:tcPr>
+          <w:p>
+            <w:pPr>
+              <w:pStyle w:val="Bng"/>
+            </w:pPr>
+            <w:r>
+              <w:rPr>
+                <w:b/>
+                <w:bCs/>
+              </w:rPr>
+              <w:t>NhanVien</w:t>
+            </w:r>
+          </w:p>
+        </w:tc>
+        <w:tc>
+          <w:tcPr>
+            <w:tcW w:w="0" w:type="auto"/>
+            <w:tcBorders>
+              <w:top w:val="single" w:sz="6" w:space="0" w:color="C4C7C5"/>
+              <w:left w:val="single" w:sz="6" w:space="0" w:color="C4C7C5"/>
+              <w:bottom w:val="single" w:sz="6" w:space="0" w:color="C4C7C5"/>
+              <w:right w:val="single" w:sz="6" w:space="0" w:color="C4C7C5"/>
+            </w:tcBorders>
+            <w:tcMar>
+              <w:top w:w="120" w:type="dxa"/>
+              <w:left w:w="180" w:type="dxa"/>
+              <w:bottom w:w="120" w:type="dxa"/>
+              <w:right w:w="180" w:type="dxa"/>
+            </w:tcMar>
+            <w:vAlign w:val="center"/>
+            <w:hideMark/>
+          </w:tcPr>
+          <w:p>
+            <w:pPr>
+              <w:pStyle w:val="Bng"/>
+            </w:pPr>
+            <w:r>
+              <w:t>MaNhanVien</w:t>
+            </w:r>
+          </w:p>
+        </w:tc>
+        <w:tc>
+          <w:tcPr>
+            <w:tcW w:w="0" w:type="auto"/>
+            <w:tcBorders>
+              <w:top w:val="single" w:sz="6" w:space="0" w:color="C4C7C5"/>
+              <w:left w:val="single" w:sz="6" w:space="0" w:color="C4C7C5"/>
+              <w:bottom w:val="single" w:sz="6" w:space="0" w:color="C4C7C5"/>
+              <w:right w:val="single" w:sz="6" w:space="0" w:color="C4C7C5"/>
+            </w:tcBorders>
+            <w:tcMar>
+              <w:top w:w="120" w:type="dxa"/>
+              <w:left w:w="180" w:type="dxa"/>
+              <w:bottom w:w="120" w:type="dxa"/>
+              <w:right w:w="180" w:type="dxa"/>
+            </w:tcMar>
+            <w:vAlign w:val="center"/>
+            <w:hideMark/>
+          </w:tcPr>
+          <w:p>
+            <w:pPr>
+              <w:pStyle w:val="Bng"/>
+            </w:pPr>
+            <w:r>
+              <w:t>-</w:t>
+            </w:r>
+          </w:p>
+        </w:tc>
+        <w:tc>
+          <w:tcPr>
+            <w:tcW w:w="0" w:type="auto"/>
+            <w:tcBorders>
+              <w:top w:val="single" w:sz="6" w:space="0" w:color="C4C7C5"/>
+              <w:left w:val="single" w:sz="6" w:space="0" w:color="C4C7C5"/>
+              <w:bottom w:val="single" w:sz="6" w:space="0" w:color="C4C7C5"/>
+              <w:right w:val="single" w:sz="6" w:space="0" w:color="C4C7C5"/>
+            </w:tcBorders>
+            <w:tcMar>
+              <w:top w:w="120" w:type="dxa"/>
+              <w:left w:w="180" w:type="dxa"/>
+              <w:bottom w:w="120" w:type="dxa"/>
+              <w:right w:w="180" w:type="dxa"/>
+            </w:tcMar>
+            <w:vAlign w:val="center"/>
+            <w:hideMark/>
+          </w:tcPr>
+          <w:p>
+            <w:pPr>
+              <w:pStyle w:val="Bng"/>
+            </w:pPr>
+            <w:r>
+              <w:t>-</w:t>
+            </w:r>
+          </w:p>
+        </w:tc>
+      </w:tr>
+      <w:tr>
+        <w:trPr>
+          <w:tblCellSpacing w:w="15" w:type="dxa"/>
+        </w:trPr>
+        <w:tc>
+          <w:tcPr>
+            <w:tcW w:w="1994" w:type="dxa"/>
+            <w:tcBorders>
+              <w:top w:val="single" w:sz="6" w:space="0" w:color="C4C7C5"/>
+              <w:left w:val="single" w:sz="6" w:space="0" w:color="C4C7C5"/>
+              <w:bottom w:val="single" w:sz="6" w:space="0" w:color="C4C7C5"/>
+              <w:right w:val="single" w:sz="6" w:space="0" w:color="C4C7C5"/>
+            </w:tcBorders>
+            <w:tcMar>
+              <w:top w:w="120" w:type="dxa"/>
+              <w:left w:w="180" w:type="dxa"/>
+              <w:bottom w:w="120" w:type="dxa"/>
+              <w:right w:w="180" w:type="dxa"/>
+            </w:tcMar>
+            <w:vAlign w:val="center"/>
+            <w:hideMark/>
+          </w:tcPr>
+          <w:p>
+            <w:pPr>
+              <w:pStyle w:val="Bng"/>
+            </w:pPr>
+            <w:r>
+              <w:rPr>
+                <w:b/>
+                <w:bCs/>
+              </w:rPr>
+              <w:t>PhieuKham</w:t>
+            </w:r>
+          </w:p>
+        </w:tc>
+        <w:tc>
+          <w:tcPr>
+            <w:tcW w:w="0" w:type="auto"/>
+            <w:tcBorders>
+              <w:top w:val="single" w:sz="6" w:space="0" w:color="C4C7C5"/>
+              <w:left w:val="single" w:sz="6" w:space="0" w:color="C4C7C5"/>
+              <w:bottom w:val="single" w:sz="6" w:space="0" w:color="C4C7C5"/>
+              <w:right w:val="single" w:sz="6" w:space="0" w:color="C4C7C5"/>
+            </w:tcBorders>
+            <w:tcMar>
+              <w:top w:w="120" w:type="dxa"/>
+              <w:left w:w="180" w:type="dxa"/>
+              <w:bottom w:w="120" w:type="dxa"/>
+              <w:right w:w="180" w:type="dxa"/>
+            </w:tcMar>
+            <w:vAlign w:val="center"/>
+            <w:hideMark/>
+          </w:tcPr>
+          <w:p>
+            <w:pPr>
+              <w:pStyle w:val="Bng"/>
+            </w:pPr>
+            <w:r>
+              <w:t>MaPhieuKham</w:t>
+            </w:r>
+          </w:p>
+        </w:tc>
+        <w:tc>
+          <w:tcPr>
+            <w:tcW w:w="0" w:type="auto"/>
+            <w:tcBorders>
+              <w:top w:val="single" w:sz="6" w:space="0" w:color="C4C7C5"/>
+              <w:left w:val="single" w:sz="6" w:space="0" w:color="C4C7C5"/>
+              <w:bottom w:val="single" w:sz="6" w:space="0" w:color="C4C7C5"/>
+              <w:right w:val="single" w:sz="6" w:space="0" w:color="C4C7C5"/>
+            </w:tcBorders>
+            <w:tcMar>
+              <w:top w:w="120" w:type="dxa"/>
+              <w:left w:w="180" w:type="dxa"/>
+              <w:bottom w:w="120" w:type="dxa"/>
+              <w:right w:w="180" w:type="dxa"/>
+            </w:tcMar>
+            <w:vAlign w:val="center"/>
+            <w:hideMark/>
+          </w:tcPr>
+          <w:p>
+            <w:pPr>
+              <w:pStyle w:val="Bng"/>
+            </w:pPr>
+            <w:r>
+              <w:t>MaKhachHang</w:t>
+            </w:r>
+          </w:p>
+          <w:p>
+            <w:pPr>
+              <w:pStyle w:val="Bng"/>
+            </w:pPr>
+            <w:r>
+              <w:br/>
+            </w:r>
+          </w:p>
+          <w:p>
+            <w:pPr>
+              <w:pStyle w:val="Bng"/>
+            </w:pPr>
+            <w:r>
+              <w:t>MaThuCung</w:t>
+            </w:r>
+          </w:p>
+          <w:p>
+            <w:pPr>
+              <w:pStyle w:val="Bng"/>
+            </w:pPr>
+            <w:r>
+              <w:br/>
+            </w:r>
+          </w:p>
+          <w:p>
+            <w:pPr>
+              <w:pStyle w:val="Bng"/>
+            </w:pPr>
+            <w:r>
+              <w:lastRenderedPageBreak/>
+              <w:t>MaNhanVien</w:t>
+            </w:r>
+          </w:p>
+        </w:tc>
+        <w:tc>
+          <w:tcPr>
+            <w:tcW w:w="0" w:type="auto"/>
+            <w:tcBorders>
+              <w:top w:val="single" w:sz="6" w:space="0" w:color="C4C7C5"/>
+              <w:left w:val="single" w:sz="6" w:space="0" w:color="C4C7C5"/>
+              <w:bottom w:val="single" w:sz="6" w:space="0" w:color="C4C7C5"/>
+              <w:right w:val="single" w:sz="6" w:space="0" w:color="C4C7C5"/>
+            </w:tcBorders>
+            <w:tcMar>
+              <w:top w:w="120" w:type="dxa"/>
+              <w:left w:w="180" w:type="dxa"/>
+              <w:bottom w:w="120" w:type="dxa"/>
+              <w:right w:w="180" w:type="dxa"/>
+            </w:tcMar>
+            <w:vAlign w:val="center"/>
+            <w:hideMark/>
+          </w:tcPr>
+          <w:p>
+            <w:pPr>
+              <w:pStyle w:val="Bng"/>
+            </w:pPr>
+            <w:r>
+              <w:lastRenderedPageBreak/>
+              <w:t>KhachHang(MaKhachHang)</w:t>
+            </w:r>
+          </w:p>
+          <w:p>
+            <w:pPr>
+              <w:pStyle w:val="Bng"/>
+            </w:pPr>
+            <w:r>
+              <w:br/>
+            </w:r>
+          </w:p>
+          <w:p>
+            <w:pPr>
+              <w:pStyle w:val="Bng"/>
+            </w:pPr>
+            <w:r>
+              <w:t>ThuCung(MaThuCung)</w:t>
+            </w:r>
+          </w:p>
+          <w:p>
+            <w:pPr>
+              <w:pStyle w:val="Bng"/>
+            </w:pPr>
+            <w:r>
+              <w:br/>
+            </w:r>
+          </w:p>
+          <w:p>
+            <w:pPr>
+              <w:pStyle w:val="Bng"/>
+            </w:pPr>
+            <w:r>
+              <w:lastRenderedPageBreak/>
+              <w:t>NhanVien(MaNhanVien)</w:t>
+            </w:r>
+          </w:p>
+        </w:tc>
+      </w:tr>
+      <w:tr>
+        <w:trPr>
+          <w:tblCellSpacing w:w="15" w:type="dxa"/>
+        </w:trPr>
+        <w:tc>
+          <w:tcPr>
+            <w:tcW w:w="1994" w:type="dxa"/>
+            <w:tcBorders>
+              <w:top w:val="single" w:sz="6" w:space="0" w:color="C4C7C5"/>
+              <w:left w:val="single" w:sz="6" w:space="0" w:color="C4C7C5"/>
+              <w:bottom w:val="single" w:sz="6" w:space="0" w:color="C4C7C5"/>
+              <w:right w:val="single" w:sz="6" w:space="0" w:color="C4C7C5"/>
+            </w:tcBorders>
+            <w:tcMar>
+              <w:top w:w="120" w:type="dxa"/>
+              <w:left w:w="180" w:type="dxa"/>
+              <w:bottom w:w="120" w:type="dxa"/>
+              <w:right w:w="180" w:type="dxa"/>
+            </w:tcMar>
+            <w:vAlign w:val="center"/>
+            <w:hideMark/>
+          </w:tcPr>
+          <w:p>
+            <w:pPr>
+              <w:pStyle w:val="Bng"/>
+            </w:pPr>
+            <w:r>
+              <w:rPr>
+                <w:b/>
+                <w:bCs/>
+              </w:rPr>
+              <w:lastRenderedPageBreak/>
+              <w:t>HoaDon</w:t>
+            </w:r>
+          </w:p>
+        </w:tc>
+        <w:tc>
+          <w:tcPr>
+            <w:tcW w:w="0" w:type="auto"/>
+            <w:tcBorders>
+              <w:top w:val="single" w:sz="6" w:space="0" w:color="C4C7C5"/>
+              <w:left w:val="single" w:sz="6" w:space="0" w:color="C4C7C5"/>
+              <w:bottom w:val="single" w:sz="6" w:space="0" w:color="C4C7C5"/>
+              <w:right w:val="single" w:sz="6" w:space="0" w:color="C4C7C5"/>
+            </w:tcBorders>
+            <w:tcMar>
+              <w:top w:w="120" w:type="dxa"/>
+              <w:left w:w="180" w:type="dxa"/>
+              <w:bottom w:w="120" w:type="dxa"/>
+              <w:right w:w="180" w:type="dxa"/>
+            </w:tcMar>
+            <w:vAlign w:val="center"/>
+            <w:hideMark/>
+          </w:tcPr>
+          <w:p>
+            <w:pPr>
+              <w:pStyle w:val="Bng"/>
+            </w:pPr>
+            <w:r>
+              <w:t>MaHoaDon</w:t>
+            </w:r>
+          </w:p>
+        </w:tc>
+        <w:tc>
+          <w:tcPr>
+            <w:tcW w:w="0" w:type="auto"/>
+            <w:tcBorders>
+              <w:top w:val="single" w:sz="6" w:space="0" w:color="C4C7C5"/>
+              <w:left w:val="single" w:sz="6" w:space="0" w:color="C4C7C5"/>
+              <w:bottom w:val="single" w:sz="6" w:space="0" w:color="C4C7C5"/>
+              <w:right w:val="single" w:sz="6" w:space="0" w:color="C4C7C5"/>
+            </w:tcBorders>
+            <w:tcMar>
+              <w:top w:w="120" w:type="dxa"/>
+              <w:left w:w="180" w:type="dxa"/>
+              <w:bottom w:w="120" w:type="dxa"/>
+              <w:right w:w="180" w:type="dxa"/>
+            </w:tcMar>
+            <w:vAlign w:val="center"/>
+            <w:hideMark/>
+          </w:tcPr>
+          <w:p>
+            <w:pPr>
+              <w:pStyle w:val="Bng"/>
+            </w:pPr>
+            <w:r>
+              <w:t>MaPhieuKham</w:t>
+            </w:r>
+          </w:p>
+        </w:tc>
+        <w:tc>
+          <w:tcPr>
+            <w:tcW w:w="0" w:type="auto"/>
+            <w:tcBorders>
+              <w:top w:val="single" w:sz="6" w:space="0" w:color="C4C7C5"/>
+              <w:left w:val="single" w:sz="6" w:space="0" w:color="C4C7C5"/>
+              <w:bottom w:val="single" w:sz="6" w:space="0" w:color="C4C7C5"/>
+              <w:right w:val="single" w:sz="6" w:space="0" w:color="C4C7C5"/>
+            </w:tcBorders>
+            <w:tcMar>
+              <w:top w:w="120" w:type="dxa"/>
+              <w:left w:w="180" w:type="dxa"/>
+              <w:bottom w:w="120" w:type="dxa"/>
+              <w:right w:w="180" w:type="dxa"/>
+            </w:tcMar>
+            <w:vAlign w:val="center"/>
+            <w:hideMark/>
+          </w:tcPr>
+          <w:p>
+            <w:pPr>
+              <w:pStyle w:val="Bng"/>
+            </w:pPr>
+            <w:r>
+              <w:t>PhieuKham(MaPhieuKham)</w:t>
+            </w:r>
+          </w:p>
+        </w:tc>
+      </w:tr>
+      <w:tr>
+        <w:trPr>
+          <w:tblCellSpacing w:w="15" w:type="dxa"/>
+        </w:trPr>
+        <w:tc>
+          <w:tcPr>
+            <w:tcW w:w="1994" w:type="dxa"/>
+            <w:tcBorders>
+              <w:top w:val="single" w:sz="6" w:space="0" w:color="C4C7C5"/>
+              <w:left w:val="single" w:sz="6" w:space="0" w:color="C4C7C5"/>
+              <w:bottom w:val="single" w:sz="6" w:space="0" w:color="C4C7C5"/>
+              <w:right w:val="single" w:sz="6" w:space="0" w:color="C4C7C5"/>
+            </w:tcBorders>
+            <w:tcMar>
+              <w:top w:w="120" w:type="dxa"/>
+              <w:left w:w="180" w:type="dxa"/>
+              <w:bottom w:w="120" w:type="dxa"/>
+              <w:right w:w="180" w:type="dxa"/>
+            </w:tcMar>
+            <w:vAlign w:val="center"/>
+            <w:hideMark/>
+          </w:tcPr>
+          <w:p>
+            <w:pPr>
+              <w:pStyle w:val="Bng"/>
+            </w:pPr>
+            <w:r>
+              <w:rPr>
+                <w:b/>
+                <w:bCs/>
+              </w:rPr>
+              <w:t>TaiKhoan</w:t>
+            </w:r>
+          </w:p>
+        </w:tc>
+        <w:tc>
+          <w:tcPr>
+            <w:tcW w:w="0" w:type="auto"/>
+            <w:tcBorders>
+              <w:top w:val="single" w:sz="6" w:space="0" w:color="C4C7C5"/>
+              <w:left w:val="single" w:sz="6" w:space="0" w:color="C4C7C5"/>
+              <w:bottom w:val="single" w:sz="6" w:space="0" w:color="C4C7C5"/>
+              <w:right w:val="single" w:sz="6" w:space="0" w:color="C4C7C5"/>
+            </w:tcBorders>
+            <w:tcMar>
+              <w:top w:w="120" w:type="dxa"/>
+              <w:left w:w="180" w:type="dxa"/>
+              <w:bottom w:w="120" w:type="dxa"/>
+              <w:right w:w="180" w:type="dxa"/>
+            </w:tcMar>
+            <w:vAlign w:val="center"/>
+            <w:hideMark/>
+          </w:tcPr>
+          <w:p>
+            <w:pPr>
+              <w:pStyle w:val="Bng"/>
+            </w:pPr>
+            <w:r>
+              <w:t>MaTaiKhoan</w:t>
+            </w:r>
+          </w:p>
+        </w:tc>
+        <w:tc>
+          <w:tcPr>
+            <w:tcW w:w="0" w:type="auto"/>
+            <w:tcBorders>
+              <w:top w:val="single" w:sz="6" w:space="0" w:color="C4C7C5"/>
+              <w:left w:val="single" w:sz="6" w:space="0" w:color="C4C7C5"/>
+              <w:bottom w:val="single" w:sz="6" w:space="0" w:color="C4C7C5"/>
+              <w:right w:val="single" w:sz="6" w:space="0" w:color="C4C7C5"/>
+            </w:tcBorders>
+            <w:tcMar>
+              <w:top w:w="120" w:type="dxa"/>
+              <w:left w:w="180" w:type="dxa"/>
+              <w:bottom w:w="120" w:type="dxa"/>
+              <w:right w:w="180" w:type="dxa"/>
+            </w:tcMar>
+            <w:vAlign w:val="center"/>
+            <w:hideMark/>
+          </w:tcPr>
+          <w:p>
+            <w:pPr>
+              <w:pStyle w:val="Bng"/>
+            </w:pPr>
+            <w:r>
+              <w:t>-</w:t>
+            </w:r>
+          </w:p>
+        </w:tc>
+        <w:tc>
+          <w:tcPr>
+            <w:tcW w:w="0" w:type="auto"/>
+            <w:tcBorders>
+              <w:top w:val="single" w:sz="6" w:space="0" w:color="C4C7C5"/>
+              <w:left w:val="single" w:sz="6" w:space="0" w:color="C4C7C5"/>
+              <w:bottom w:val="single" w:sz="6" w:space="0" w:color="C4C7C5"/>
+              <w:right w:val="single" w:sz="6" w:space="0" w:color="C4C7C5"/>
+            </w:tcBorders>
+            <w:tcMar>
+              <w:top w:w="120" w:type="dxa"/>
+              <w:left w:w="180" w:type="dxa"/>
+              <w:bottom w:w="120" w:type="dxa"/>
+              <w:right w:w="180" w:type="dxa"/>
+            </w:tcMar>
+            <w:vAlign w:val="center"/>
+            <w:hideMark/>
+          </w:tcPr>
+          <w:p>
+            <w:pPr>
+              <w:pStyle w:val="Bng"/>
+            </w:pPr>
+            <w:r>
+              <w:t>-</w:t>
+            </w:r>
+          </w:p>
+        </w:tc>
+      </w:tr>
+      <w:tr>
+        <w:trPr>
+          <w:tblCellSpacing w:w="15" w:type="dxa"/>
+        </w:trPr>
+        <w:tc>
+          <w:tcPr>
+            <w:tcW w:w="1994" w:type="dxa"/>
+            <w:tcBorders>
+              <w:top w:val="single" w:sz="6" w:space="0" w:color="C4C7C5"/>
+              <w:left w:val="single" w:sz="6" w:space="0" w:color="C4C7C5"/>
+              <w:bottom w:val="single" w:sz="6" w:space="0" w:color="C4C7C5"/>
+              <w:right w:val="single" w:sz="6" w:space="0" w:color="C4C7C5"/>
+            </w:tcBorders>
+            <w:tcMar>
+              <w:top w:w="120" w:type="dxa"/>
+              <w:left w:w="180" w:type="dxa"/>
+              <w:bottom w:w="120" w:type="dxa"/>
+              <w:right w:w="180" w:type="dxa"/>
+            </w:tcMar>
+            <w:vAlign w:val="center"/>
+            <w:hideMark/>
+          </w:tcPr>
+          <w:p>
+            <w:pPr>
+              <w:pStyle w:val="Bng"/>
+            </w:pPr>
+            <w:r>
+              <w:rPr>
+                <w:b/>
+                <w:bCs/>
+              </w:rPr>
+              <w:t>Thuoc</w:t>
+            </w:r>
+          </w:p>
+        </w:tc>
+        <w:tc>
+          <w:tcPr>
+            <w:tcW w:w="0" w:type="auto"/>
+            <w:tcBorders>
+              <w:top w:val="single" w:sz="6" w:space="0" w:color="C4C7C5"/>
+              <w:left w:val="single" w:sz="6" w:space="0" w:color="C4C7C5"/>
+              <w:bottom w:val="single" w:sz="6" w:space="0" w:color="C4C7C5"/>
+              <w:right w:val="single" w:sz="6" w:space="0" w:color="C4C7C5"/>
+            </w:tcBorders>
+            <w:tcMar>
+              <w:top w:w="120" w:type="dxa"/>
+              <w:left w:w="180" w:type="dxa"/>
+              <w:bottom w:w="120" w:type="dxa"/>
+              <w:right w:w="180" w:type="dxa"/>
+            </w:tcMar>
+            <w:vAlign w:val="center"/>
+            <w:hideMark/>
+          </w:tcPr>
+          <w:p>
+            <w:pPr>
+              <w:pStyle w:val="Bng"/>
+            </w:pPr>
+            <w:r>
+              <w:t>MaThuoc</w:t>
+            </w:r>
+          </w:p>
+        </w:tc>
+        <w:tc>
+          <w:tcPr>
+            <w:tcW w:w="0" w:type="auto"/>
+            <w:tcBorders>
+              <w:top w:val="single" w:sz="6" w:space="0" w:color="C4C7C5"/>
+              <w:left w:val="single" w:sz="6" w:space="0" w:color="C4C7C5"/>
+              <w:bottom w:val="single" w:sz="6" w:space="0" w:color="C4C7C5"/>
+              <w:right w:val="single" w:sz="6" w:space="0" w:color="C4C7C5"/>
+            </w:tcBorders>
+            <w:tcMar>
+              <w:top w:w="120" w:type="dxa"/>
+              <w:left w:w="180" w:type="dxa"/>
+              <w:bottom w:w="120" w:type="dxa"/>
+              <w:right w:w="180" w:type="dxa"/>
+            </w:tcMar>
+            <w:vAlign w:val="center"/>
+            <w:hideMark/>
+          </w:tcPr>
+          <w:p>
+            <w:pPr>
+              <w:pStyle w:val="Bng"/>
+            </w:pPr>
+            <w:r>
+              <w:t>-</w:t>
+            </w:r>
+          </w:p>
+        </w:tc>
+        <w:tc>
+          <w:tcPr>
+            <w:tcW w:w="0" w:type="auto"/>
+            <w:tcBorders>
+              <w:top w:val="single" w:sz="6" w:space="0" w:color="C4C7C5"/>
+              <w:left w:val="single" w:sz="6" w:space="0" w:color="C4C7C5"/>
+              <w:bottom w:val="single" w:sz="6" w:space="0" w:color="C4C7C5"/>
+              <w:right w:val="single" w:sz="6" w:space="0" w:color="C4C7C5"/>
+            </w:tcBorders>
+            <w:tcMar>
+              <w:top w:w="120" w:type="dxa"/>
+              <w:left w:w="180" w:type="dxa"/>
+              <w:bottom w:w="120" w:type="dxa"/>
+              <w:right w:w="180" w:type="dxa"/>
+            </w:tcMar>
+            <w:vAlign w:val="center"/>
+            <w:hideMark/>
+          </w:tcPr>
+          <w:p>
+            <w:pPr>
+              <w:pStyle w:val="Bng"/>
+            </w:pPr>
+            <w:r>
+              <w:t>-</w:t>
+            </w:r>
+          </w:p>
+        </w:tc>
+      </w:tr>
+    </w:tbl>
+    <w:p>
+      <w:pPr>
+        <w:pStyle w:val="Bng"/>
+        <w:rPr>
+          <w:lang w:val="en-US"/>
+        </w:rPr>
+      </w:pPr>
+    </w:p>
+    <w:p>
+      <w:pPr>
+        <w:pStyle w:val="Bng"/>
+        <w:rPr>
+          <w:lang w:val="en-US"/>
+        </w:rPr>
+      </w:pPr>
+      <w:r>
+        <w:rPr>
+          <w:lang w:val="en-US"/>
+        </w:rPr>
+        <w:t>Csdl</w:t>
+      </w:r>
+    </w:p>
+    <w:p>
+      <w:pPr>
+        <w:pStyle w:val="Bng"/>
+        <w:jc w:val="center"/>
+        <w:rPr>
+          <w:lang w:val="en-US"/>
+        </w:rPr>
+      </w:pPr>
+      <w:r>
+        <w:rPr>
+          <w:lang w:val="en-US"/>
+        </w:rPr>
+        <w:drawing>
+          <wp:inline distT="0" distB="0" distL="0" distR="0" wp14:anchorId="77060BD7" wp14:editId="288D9B70">
+            <wp:extent cx="5760720" cy="3028315"/>
+            <wp:effectExtent l="0" t="0" r="0" b="635"/>
+            <wp:docPr id="1743892011" name="Picture 1"/>
+            <wp:cNvGraphicFramePr>
+              <a:graphicFrameLocks xmlns:a="http://schemas.openxmlformats.org/drawingml/2006/main" noChangeAspect="1"/>
+            </wp:cNvGraphicFramePr>
+            <a:graphic xmlns:a="http://schemas.openxmlformats.org/drawingml/2006/main">
+              <a:graphicData uri="http://schemas.openxmlformats.org/drawingml/2006/picture">
+                <pic:pic xmlns:pic="http://schemas.openxmlformats.org/drawingml/2006/picture">
+                  <pic:nvPicPr>
+                    <pic:cNvPr id="1743892011" name=""/>
+                    <pic:cNvPicPr/>
+                  </pic:nvPicPr>
+                  <pic:blipFill>
+                    <a:blip r:embed="rId8"/>
+                    <a:stretch>
+                      <a:fillRect/>
+                    </a:stretch>
+                  </pic:blipFill>
+                  <pic:spPr>
+                    <a:xfrm>
+                      <a:off x="0" y="0"/>
+                      <a:ext cx="5760720" cy="3028315"/>
+                    </a:xfrm>
+                    <a:prstGeom prst="rect">
+                      <a:avLst/>
+                    </a:prstGeom>
+                  </pic:spPr>
+                </pic:pic>
+              </a:graphicData>
+            </a:graphic>
+          </wp:inline>
+        </w:drawing>
+      </w:r>
+    </w:p>
+    <w:p>
+      <w:pPr>
+        <w:pStyle w:val="Bng"/>
+        <w:jc w:val="center"/>
+        <w:rPr>
+          <w:lang w:val="en-US"/>
+        </w:rPr>
+      </w:pPr>
+      <w:r>
+        <w:rPr>
+          <w:lang w:val="en-US"/>
+        </w:rPr>
+        <w:lastRenderedPageBreak/>
+        <w:drawing>
+          <wp:inline distT="0" distB="0" distL="0" distR="0" wp14:anchorId="4C9C7B33" wp14:editId="2A2F38D5">
+            <wp:extent cx="3970364" cy="6492803"/>
+            <wp:effectExtent l="0" t="0" r="0" b="3810"/>
+            <wp:docPr id="1319988226" name="Picture 1"/>
+            <wp:cNvGraphicFramePr>
+              <a:graphicFrameLocks xmlns:a="http://schemas.openxmlformats.org/drawingml/2006/main" noChangeAspect="1"/>
+            </wp:cNvGraphicFramePr>
+            <a:graphic xmlns:a="http://schemas.openxmlformats.org/drawingml/2006/main">
+              <a:graphicData uri="http://schemas.openxmlformats.org/drawingml/2006/picture">
+                <pic:pic xmlns:pic="http://schemas.openxmlformats.org/drawingml/2006/picture">
+                  <pic:nvPicPr>
+                    <pic:cNvPr id="1319988226" name=""/>
+                    <pic:cNvPicPr/>
+                  </pic:nvPicPr>
+                  <pic:blipFill>
+                    <a:blip r:embed="rId9"/>
+                    <a:stretch>
+                      <a:fillRect/>
+                    </a:stretch>
+                  </pic:blipFill>
+                  <pic:spPr>
+                    <a:xfrm>
+                      <a:off x="0" y="0"/>
+                      <a:ext cx="3970364" cy="6492803"/>
+                    </a:xfrm>
+                    <a:prstGeom prst="rect">
+                      <a:avLst/>
+                    </a:prstGeom>
+                  </pic:spPr>
+                </pic:pic>
+              </a:graphicData>
+            </a:graphic>
+          </wp:inline>
+        </w:drawing>
+      </w:r>
+    </w:p>
+    <w:p>
+      <w:pPr>
+        <w:pStyle w:val="Bng"/>
+        <w:jc w:val="center"/>
+        <w:rPr>
+          <w:lang w:val="en-US"/>
+        </w:rPr>
+      </w:pPr>
+      <w:r>
+        <w:rPr>
+          <w:lang w:val="en-US"/>
+        </w:rPr>
+        <w:lastRenderedPageBreak/>
+        <w:drawing>
+          <wp:inline distT="0" distB="0" distL="0" distR="0" wp14:anchorId="56562113" wp14:editId="413FB0DE">
+            <wp:extent cx="3292125" cy="5852667"/>
+            <wp:effectExtent l="0" t="0" r="3810" b="0"/>
+            <wp:docPr id="2117607339" name="Picture 1"/>
+            <wp:cNvGraphicFramePr>
+              <a:graphicFrameLocks xmlns:a="http://schemas.openxmlformats.org/drawingml/2006/main" noChangeAspect="1"/>
+            </wp:cNvGraphicFramePr>
+            <a:graphic xmlns:a="http://schemas.openxmlformats.org/drawingml/2006/main">
+              <a:graphicData uri="http://schemas.openxmlformats.org/drawingml/2006/picture">
+                <pic:pic xmlns:pic="http://schemas.openxmlformats.org/drawingml/2006/picture">
+                  <pic:nvPicPr>
+                    <pic:cNvPr id="2117607339" name=""/>
+                    <pic:cNvPicPr/>
+                  </pic:nvPicPr>
+                  <pic:blipFill>
+                    <a:blip r:embed="rId10"/>
+                    <a:stretch>
+                      <a:fillRect/>
+                    </a:stretch>
+                  </pic:blipFill>
+                  <pic:spPr>
+                    <a:xfrm>
+                      <a:off x="0" y="0"/>
+                      <a:ext cx="3292125" cy="5852667"/>
+                    </a:xfrm>
+                    <a:prstGeom prst="rect">
+                      <a:avLst/>
+                    </a:prstGeom>
+                  </pic:spPr>
+                </pic:pic>
+              </a:graphicData>
+            </a:graphic>
+          </wp:inline>
+        </w:drawing>
+      </w:r>
+    </w:p>
+    <w:p>
+      <w:pPr>
+        <w:pStyle w:val="Bng"/>
+        <w:jc w:val="center"/>
+        <w:rPr>
+          <w:lang w:val="en-US"/>
+        </w:rPr>
+      </w:pPr>
+      <w:r>
+        <w:rPr>
+          <w:lang w:val="en-US"/>
+        </w:rPr>
+        <w:drawing>
+          <wp:inline distT="0" distB="0" distL="0" distR="0" wp14:anchorId="03D5F793" wp14:editId="4287791A">
+            <wp:extent cx="3322608" cy="3139712"/>
+            <wp:effectExtent l="0" t="0" r="0" b="3810"/>
+            <wp:docPr id="1501627270" name="Picture 1"/>
+            <wp:cNvGraphicFramePr>
+              <a:graphicFrameLocks xmlns:a="http://schemas.openxmlformats.org/drawingml/2006/main" noChangeAspect="1"/>
+            </wp:cNvGraphicFramePr>
+            <a:graphic xmlns:a="http://schemas.openxmlformats.org/drawingml/2006/main">
+              <a:graphicData uri="http://schemas.openxmlformats.org/drawingml/2006/picture">
+                <pic:pic xmlns:pic="http://schemas.openxmlformats.org/drawingml/2006/picture">
+                  <pic:nvPicPr>
+                    <pic:cNvPr id="1501627270" name=""/>
+                    <pic:cNvPicPr/>
+                  </pic:nvPicPr>
+                  <pic:blipFill>
+                    <a:blip r:embed="rId11"/>
+                    <a:stretch>
+                      <a:fillRect/>
+                    </a:stretch>
+                  </pic:blipFill>
+                  <pic:spPr>
+                    <a:xfrm>
+                      <a:off x="0" y="0"/>
+                      <a:ext cx="3322608" cy="3139712"/>
+                    </a:xfrm>
+                    <a:prstGeom prst="rect">
+                      <a:avLst/>
+                    </a:prstGeom>
+                  </pic:spPr>
+                </pic:pic>
+              </a:graphicData>
+            </a:graphic>
+          </wp:inline>
+        </w:drawing>
+      </w:r>
+    </w:p>
+    <w:p>
+      <w:pPr>
+        <w:pStyle w:val="Bng"/>
+      </w:pPr>
+      <w:r>
+        <w:lastRenderedPageBreak/>
         <w:t xml:space="preserve">Bảng </w:t>
       </w:r>
       <w:r>
@@ -4945,44 +6692,6 @@
               <w:ind w:left="37" w:firstLine="0"/>
             </w:pPr>
           </w:p>
-          <w:p>
-            <w:pPr>
-              <w:ind w:left="37" w:firstLine="0"/>
-            </w:pPr>
-          </w:p>
-          <w:p>
-            <w:pPr>
-              <w:ind w:firstLine="0"/>
-            </w:pPr>
-          </w:p>
-        </w:tc>
-      </w:tr>
-      <w:tr>
-        <w:trPr>
-          <w:trHeight w:val="586"/>
-        </w:trPr>
-        <w:tc>
-          <w:tcPr>
-            <w:tcW w:w="1982" w:type="dxa"/>
-          </w:tcPr>
-          <w:p>
-            <w:pPr>
-              <w:ind w:left="32" w:firstLine="0"/>
-            </w:pPr>
-            <w:r>
-              <w:t>5.1 trường hợp 4  người dùng chọn quay lại hoặc huỷ</w:t>
-            </w:r>
-          </w:p>
-        </w:tc>
-        <w:tc>
-          <w:tcPr>
-            <w:tcW w:w="7002" w:type="dxa"/>
-          </w:tcPr>
-          <w:p>
-            <w:pPr>
-              <w:ind w:left="37" w:firstLine="0"/>
-            </w:pPr>
-          </w:p>
         </w:tc>
       </w:tr>
       <w:tr>
@@ -5378,520 +7087,519 @@
                 <w:b/>
                 <w:bCs/>
               </w:rPr>
+              <w:t>Người dùng</w:t>
+            </w:r>
+          </w:p>
+        </w:tc>
+        <w:tc>
+          <w:tcPr>
+            <w:tcW w:w="7794" w:type="dxa"/>
+          </w:tcPr>
+          <w:p>
+            <w:pPr>
+              <w:ind w:left="37" w:firstLine="0"/>
+              <w:jc w:val="center"/>
+              <w:rPr>
+                <w:b/>
+                <w:bCs/>
+              </w:rPr>
+            </w:pPr>
+            <w:r>
+              <w:rPr>
+                <w:b/>
+                <w:bCs/>
+              </w:rPr>
+              <w:t>Hệ thống</w:t>
+            </w:r>
+          </w:p>
+        </w:tc>
+      </w:tr>
+      <w:tr>
+        <w:tc>
+          <w:tcPr>
+            <w:tcW w:w="1982" w:type="dxa"/>
+            <w:hideMark/>
+          </w:tcPr>
+          <w:p>
+            <w:pPr>
+              <w:ind w:left="32" w:firstLine="0"/>
+            </w:pPr>
+          </w:p>
+        </w:tc>
+        <w:tc>
+          <w:tcPr>
+            <w:tcW w:w="7794" w:type="dxa"/>
+            <w:hideMark/>
+          </w:tcPr>
+          <w:p>
+            <w:pPr>
+              <w:ind w:left="37" w:firstLine="0"/>
+            </w:pPr>
+          </w:p>
+        </w:tc>
+      </w:tr>
+      <w:tr>
+        <w:trPr>
+          <w:trHeight w:val="958"/>
+        </w:trPr>
+        <w:tc>
+          <w:tcPr>
+            <w:tcW w:w="1982" w:type="dxa"/>
+          </w:tcPr>
+          <w:p>
+            <w:pPr>
+              <w:ind w:left="32" w:firstLine="0"/>
+            </w:pPr>
+            <w:r>
+              <w:t xml:space="preserve">1 </w:t>
+            </w:r>
+            <w:r>
+              <w:t>Nhấn vào nút Nhân viên</w:t>
+            </w:r>
+          </w:p>
+        </w:tc>
+        <w:tc>
+          <w:tcPr>
+            <w:tcW w:w="7794" w:type="dxa"/>
+          </w:tcPr>
+          <w:p>
+            <w:pPr>
+              <w:ind w:left="37" w:firstLine="0"/>
+            </w:pPr>
+          </w:p>
+        </w:tc>
+      </w:tr>
+      <w:tr>
+        <w:trPr>
+          <w:trHeight w:val="586"/>
+        </w:trPr>
+        <w:tc>
+          <w:tcPr>
+            <w:tcW w:w="1982" w:type="dxa"/>
+          </w:tcPr>
+          <w:p>
+            <w:pPr>
+              <w:ind w:left="32" w:firstLine="0"/>
+            </w:pPr>
+          </w:p>
+        </w:tc>
+        <w:tc>
+          <w:tcPr>
+            <w:tcW w:w="7794" w:type="dxa"/>
+          </w:tcPr>
+          <w:p>
+            <w:pPr>
+              <w:ind w:left="37" w:firstLine="0"/>
+            </w:pPr>
+            <w:r>
+              <w:t xml:space="preserve">2 </w:t>
+            </w:r>
+            <w:r>
+              <w:t>Hiển thị giao diện quản lý nhân viên và danh sách nhân viên từ CSDL, kèm các chức năng thêm, sửa, xóa, tìm kiếm, xem chi tiết</w:t>
+            </w:r>
+          </w:p>
+        </w:tc>
+      </w:tr>
+      <w:tr>
+        <w:trPr>
+          <w:trHeight w:val="958"/>
+        </w:trPr>
+        <w:tc>
+          <w:tcPr>
+            <w:tcW w:w="1982" w:type="dxa"/>
+          </w:tcPr>
+          <w:p>
+            <w:pPr>
+              <w:ind w:left="32" w:firstLine="0"/>
+            </w:pPr>
+            <w:r>
+              <w:t>Trường hợp 1</w:t>
+            </w:r>
+          </w:p>
+          <w:p>
+            <w:pPr>
+              <w:ind w:left="32" w:firstLine="0"/>
+            </w:pPr>
+            <w:r>
+              <w:t>Chọn vô thêm</w:t>
+            </w:r>
+          </w:p>
+        </w:tc>
+        <w:tc>
+          <w:tcPr>
+            <w:tcW w:w="7794" w:type="dxa"/>
+          </w:tcPr>
+          <w:p>
+            <w:pPr>
+              <w:ind w:left="37" w:firstLine="0"/>
+            </w:pPr>
+          </w:p>
+        </w:tc>
+      </w:tr>
+      <w:tr>
+        <w:trPr>
+          <w:trHeight w:val="958"/>
+        </w:trPr>
+        <w:tc>
+          <w:tcPr>
+            <w:tcW w:w="1982" w:type="dxa"/>
+          </w:tcPr>
+          <w:p>
+            <w:pPr>
+              <w:ind w:left="32" w:firstLine="0"/>
+            </w:pPr>
+            <w:r>
+              <w:t>3 ấn vào nút thêm</w:t>
+            </w:r>
+          </w:p>
+        </w:tc>
+        <w:tc>
+          <w:tcPr>
+            <w:tcW w:w="7794" w:type="dxa"/>
+          </w:tcPr>
+          <w:p>
+            <w:pPr>
+              <w:ind w:left="37" w:firstLine="0"/>
+            </w:pPr>
+          </w:p>
+        </w:tc>
+      </w:tr>
+      <w:tr>
+        <w:trPr>
+          <w:trHeight w:val="958"/>
+        </w:trPr>
+        <w:tc>
+          <w:tcPr>
+            <w:tcW w:w="1982" w:type="dxa"/>
+          </w:tcPr>
+          <w:p>
+            <w:pPr>
+              <w:ind w:left="32" w:firstLine="0"/>
+            </w:pPr>
+          </w:p>
+        </w:tc>
+        <w:tc>
+          <w:tcPr>
+            <w:tcW w:w="7794" w:type="dxa"/>
+          </w:tcPr>
+          <w:p>
+            <w:pPr>
+              <w:ind w:left="37" w:firstLine="0"/>
+            </w:pPr>
+            <w:r>
+              <w:t>4 hiển thị form thêm</w:t>
+            </w:r>
+          </w:p>
+        </w:tc>
+      </w:tr>
+      <w:tr>
+        <w:trPr>
+          <w:trHeight w:val="958"/>
+        </w:trPr>
+        <w:tc>
+          <w:tcPr>
+            <w:tcW w:w="1982" w:type="dxa"/>
+          </w:tcPr>
+          <w:p>
+            <w:pPr>
+              <w:ind w:left="32" w:firstLine="0"/>
+            </w:pPr>
+            <w:r>
+              <w:t>5 người dùng nhập dữ liệu</w:t>
+            </w:r>
+          </w:p>
+        </w:tc>
+        <w:tc>
+          <w:tcPr>
+            <w:tcW w:w="7794" w:type="dxa"/>
+          </w:tcPr>
+          <w:p>
+            <w:pPr>
+              <w:ind w:left="37" w:firstLine="0"/>
+            </w:pPr>
+          </w:p>
+        </w:tc>
+      </w:tr>
+      <w:tr>
+        <w:trPr>
+          <w:trHeight w:val="958"/>
+        </w:trPr>
+        <w:tc>
+          <w:tcPr>
+            <w:tcW w:w="1982" w:type="dxa"/>
+          </w:tcPr>
+          <w:p>
+            <w:pPr>
+              <w:ind w:left="32" w:firstLine="0"/>
+            </w:pPr>
+            <w:r>
+              <w:t xml:space="preserve"> </w:t>
+            </w:r>
+          </w:p>
+        </w:tc>
+        <w:tc>
+          <w:tcPr>
+            <w:tcW w:w="7794" w:type="dxa"/>
+          </w:tcPr>
+          <w:p>
+            <w:pPr>
+              <w:ind w:left="37" w:firstLine="0"/>
+            </w:pPr>
+            <w:r>
+              <w:t>6 Kiểm tra dữ liệu được thêm vào</w:t>
+            </w:r>
+          </w:p>
+        </w:tc>
+      </w:tr>
+      <w:tr>
+        <w:trPr>
+          <w:trHeight w:val="958"/>
+        </w:trPr>
+        <w:tc>
+          <w:tcPr>
+            <w:tcW w:w="1982" w:type="dxa"/>
+          </w:tcPr>
+          <w:p>
+            <w:pPr>
+              <w:ind w:left="32" w:firstLine="0"/>
+            </w:pPr>
+          </w:p>
+        </w:tc>
+        <w:tc>
+          <w:tcPr>
+            <w:tcW w:w="7794" w:type="dxa"/>
+          </w:tcPr>
+          <w:p>
+            <w:pPr>
+              <w:ind w:left="37" w:firstLine="0"/>
+            </w:pPr>
+            <w:r>
+              <w:t>7 lưu dữ liệu vào cơ sở dữ liệu</w:t>
+            </w:r>
+          </w:p>
+          <w:p>
+            <w:pPr>
+              <w:ind w:left="37" w:firstLine="0"/>
+            </w:pPr>
+          </w:p>
+        </w:tc>
+      </w:tr>
+      <w:tr>
+        <w:trPr>
+          <w:trHeight w:val="958"/>
+        </w:trPr>
+        <w:tc>
+          <w:tcPr>
+            <w:tcW w:w="1982" w:type="dxa"/>
+          </w:tcPr>
+          <w:p>
+            <w:pPr>
+              <w:ind w:left="32" w:firstLine="0"/>
+            </w:pPr>
+            <w:r>
+              <w:t>Trường hợp 2 chọn vô sửa</w:t>
+            </w:r>
+          </w:p>
+        </w:tc>
+        <w:tc>
+          <w:tcPr>
+            <w:tcW w:w="7794" w:type="dxa"/>
+          </w:tcPr>
+          <w:p>
+            <w:pPr>
+              <w:ind w:left="37" w:firstLine="0"/>
+            </w:pPr>
+          </w:p>
+        </w:tc>
+      </w:tr>
+      <w:tr>
+        <w:trPr>
+          <w:trHeight w:val="958"/>
+        </w:trPr>
+        <w:tc>
+          <w:tcPr>
+            <w:tcW w:w="1982" w:type="dxa"/>
+          </w:tcPr>
+          <w:p>
+            <w:pPr>
+              <w:ind w:left="32" w:firstLine="0"/>
+            </w:pPr>
+            <w:r>
+              <w:t>3 người dùng ấn vô sửa</w:t>
+            </w:r>
+          </w:p>
+        </w:tc>
+        <w:tc>
+          <w:tcPr>
+            <w:tcW w:w="7794" w:type="dxa"/>
+          </w:tcPr>
+          <w:p>
+            <w:pPr>
+              <w:ind w:left="37" w:firstLine="0"/>
+            </w:pPr>
+          </w:p>
+        </w:tc>
+      </w:tr>
+      <w:tr>
+        <w:trPr>
+          <w:trHeight w:val="958"/>
+        </w:trPr>
+        <w:tc>
+          <w:tcPr>
+            <w:tcW w:w="1982" w:type="dxa"/>
+          </w:tcPr>
+          <w:p>
+            <w:pPr>
+              <w:ind w:left="32" w:firstLine="0"/>
+            </w:pPr>
+          </w:p>
+        </w:tc>
+        <w:tc>
+          <w:tcPr>
+            <w:tcW w:w="7794" w:type="dxa"/>
+          </w:tcPr>
+          <w:p>
+            <w:pPr>
+              <w:ind w:left="37" w:firstLine="0"/>
+            </w:pPr>
+            <w:r>
+              <w:t>4 hiển thị ra form sửa</w:t>
+            </w:r>
+          </w:p>
+        </w:tc>
+      </w:tr>
+      <w:tr>
+        <w:trPr>
+          <w:trHeight w:val="958"/>
+        </w:trPr>
+        <w:tc>
+          <w:tcPr>
+            <w:tcW w:w="1982" w:type="dxa"/>
+          </w:tcPr>
+          <w:p>
+            <w:pPr>
+              <w:ind w:left="32" w:firstLine="0"/>
+            </w:pPr>
+            <w:r>
+              <w:t>5 người dùng nhập dữ liệu</w:t>
+            </w:r>
+          </w:p>
+        </w:tc>
+        <w:tc>
+          <w:tcPr>
+            <w:tcW w:w="7794" w:type="dxa"/>
+          </w:tcPr>
+          <w:p>
+            <w:pPr>
+              <w:ind w:left="37" w:firstLine="0"/>
+            </w:pPr>
+          </w:p>
+        </w:tc>
+      </w:tr>
+      <w:tr>
+        <w:trPr>
+          <w:trHeight w:val="958"/>
+        </w:trPr>
+        <w:tc>
+          <w:tcPr>
+            <w:tcW w:w="1982" w:type="dxa"/>
+          </w:tcPr>
+          <w:p>
+            <w:pPr>
+              <w:ind w:left="32" w:firstLine="0"/>
+            </w:pPr>
+          </w:p>
+        </w:tc>
+        <w:tc>
+          <w:tcPr>
+            <w:tcW w:w="7794" w:type="dxa"/>
+          </w:tcPr>
+          <w:p>
+            <w:pPr>
+              <w:ind w:left="37" w:firstLine="0"/>
+            </w:pPr>
+            <w:r>
+              <w:t>6 kiểm tra thông tin sửa</w:t>
+            </w:r>
+          </w:p>
+        </w:tc>
+      </w:tr>
+      <w:tr>
+        <w:trPr>
+          <w:trHeight w:val="958"/>
+        </w:trPr>
+        <w:tc>
+          <w:tcPr>
+            <w:tcW w:w="1982" w:type="dxa"/>
+          </w:tcPr>
+          <w:p>
+            <w:pPr>
+              <w:ind w:left="32" w:firstLine="0"/>
+            </w:pPr>
+          </w:p>
+        </w:tc>
+        <w:tc>
+          <w:tcPr>
+            <w:tcW w:w="7794" w:type="dxa"/>
+          </w:tcPr>
+          <w:p>
+            <w:pPr>
+              <w:ind w:left="37" w:firstLine="0"/>
+            </w:pPr>
+            <w:r>
+              <w:t>7Sửa dữ liệu vào csdl</w:t>
+            </w:r>
+          </w:p>
+        </w:tc>
+      </w:tr>
+      <w:tr>
+        <w:trPr>
+          <w:trHeight w:val="958"/>
+        </w:trPr>
+        <w:tc>
+          <w:tcPr>
+            <w:tcW w:w="1982" w:type="dxa"/>
+          </w:tcPr>
+          <w:p>
+            <w:pPr>
+              <w:ind w:left="32" w:firstLine="0"/>
+            </w:pPr>
+            <w:r>
+              <w:t xml:space="preserve">Trường hợp </w:t>
+            </w:r>
+            <w:r>
+              <w:t>3</w:t>
+            </w:r>
+            <w:r>
+              <w:t xml:space="preserve"> ấn vô chi tiết </w:t>
+            </w:r>
+          </w:p>
+        </w:tc>
+        <w:tc>
+          <w:tcPr>
+            <w:tcW w:w="7794" w:type="dxa"/>
+          </w:tcPr>
+          <w:p>
+            <w:pPr>
+              <w:ind w:left="37" w:firstLine="0"/>
+            </w:pPr>
+          </w:p>
+        </w:tc>
+      </w:tr>
+      <w:tr>
+        <w:trPr>
+          <w:trHeight w:val="958"/>
+        </w:trPr>
+        <w:tc>
+          <w:tcPr>
+            <w:tcW w:w="1982" w:type="dxa"/>
+          </w:tcPr>
+          <w:p>
+            <w:pPr>
+              <w:ind w:left="32" w:firstLine="0"/>
+            </w:pPr>
+            <w:r>
               <w:lastRenderedPageBreak/>
-              <w:t>Người dùng</w:t>
-            </w:r>
-          </w:p>
-        </w:tc>
-        <w:tc>
-          <w:tcPr>
-            <w:tcW w:w="7794" w:type="dxa"/>
-          </w:tcPr>
-          <w:p>
-            <w:pPr>
-              <w:ind w:left="37" w:firstLine="0"/>
-              <w:jc w:val="center"/>
-              <w:rPr>
-                <w:b/>
-                <w:bCs/>
-              </w:rPr>
-            </w:pPr>
-            <w:r>
-              <w:rPr>
-                <w:b/>
-                <w:bCs/>
-              </w:rPr>
-              <w:t>Hệ thống</w:t>
-            </w:r>
-          </w:p>
-        </w:tc>
-      </w:tr>
-      <w:tr>
-        <w:tc>
-          <w:tcPr>
-            <w:tcW w:w="1982" w:type="dxa"/>
-            <w:hideMark/>
-          </w:tcPr>
-          <w:p>
-            <w:pPr>
-              <w:ind w:left="32" w:firstLine="0"/>
-            </w:pPr>
-          </w:p>
-        </w:tc>
-        <w:tc>
-          <w:tcPr>
-            <w:tcW w:w="7794" w:type="dxa"/>
-            <w:hideMark/>
-          </w:tcPr>
-          <w:p>
-            <w:pPr>
-              <w:ind w:left="37" w:firstLine="0"/>
-            </w:pPr>
-          </w:p>
-        </w:tc>
-      </w:tr>
-      <w:tr>
-        <w:trPr>
-          <w:trHeight w:val="958"/>
-        </w:trPr>
-        <w:tc>
-          <w:tcPr>
-            <w:tcW w:w="1982" w:type="dxa"/>
-          </w:tcPr>
-          <w:p>
-            <w:pPr>
-              <w:ind w:left="32" w:firstLine="0"/>
-            </w:pPr>
-            <w:r>
-              <w:t xml:space="preserve">1 </w:t>
-            </w:r>
-            <w:r>
-              <w:t>Nhấn vào nút Nhân viên</w:t>
-            </w:r>
-          </w:p>
-        </w:tc>
-        <w:tc>
-          <w:tcPr>
-            <w:tcW w:w="7794" w:type="dxa"/>
-          </w:tcPr>
-          <w:p>
-            <w:pPr>
-              <w:ind w:left="37" w:firstLine="0"/>
-            </w:pPr>
-          </w:p>
-        </w:tc>
-      </w:tr>
-      <w:tr>
-        <w:trPr>
-          <w:trHeight w:val="586"/>
-        </w:trPr>
-        <w:tc>
-          <w:tcPr>
-            <w:tcW w:w="1982" w:type="dxa"/>
-          </w:tcPr>
-          <w:p>
-            <w:pPr>
-              <w:ind w:left="32" w:firstLine="0"/>
-            </w:pPr>
-          </w:p>
-        </w:tc>
-        <w:tc>
-          <w:tcPr>
-            <w:tcW w:w="7794" w:type="dxa"/>
-          </w:tcPr>
-          <w:p>
-            <w:pPr>
-              <w:ind w:left="37" w:firstLine="0"/>
-            </w:pPr>
-            <w:r>
-              <w:t xml:space="preserve">2 </w:t>
-            </w:r>
-            <w:r>
-              <w:t>Hiển thị giao diện quản lý nhân viên và danh sách nhân viên từ CSDL, kèm các chức năng thêm, sửa, xóa, tìm kiếm, xem chi tiết</w:t>
-            </w:r>
-          </w:p>
-        </w:tc>
-      </w:tr>
-      <w:tr>
-        <w:trPr>
-          <w:trHeight w:val="958"/>
-        </w:trPr>
-        <w:tc>
-          <w:tcPr>
-            <w:tcW w:w="1982" w:type="dxa"/>
-          </w:tcPr>
-          <w:p>
-            <w:pPr>
-              <w:ind w:left="32" w:firstLine="0"/>
-            </w:pPr>
-            <w:r>
-              <w:t>Trường hợp 1</w:t>
-            </w:r>
-          </w:p>
-          <w:p>
-            <w:pPr>
-              <w:ind w:left="32" w:firstLine="0"/>
-            </w:pPr>
-            <w:r>
-              <w:t>Chọn vô thêm</w:t>
-            </w:r>
-          </w:p>
-        </w:tc>
-        <w:tc>
-          <w:tcPr>
-            <w:tcW w:w="7794" w:type="dxa"/>
-          </w:tcPr>
-          <w:p>
-            <w:pPr>
-              <w:ind w:left="37" w:firstLine="0"/>
-            </w:pPr>
-          </w:p>
-        </w:tc>
-      </w:tr>
-      <w:tr>
-        <w:trPr>
-          <w:trHeight w:val="958"/>
-        </w:trPr>
-        <w:tc>
-          <w:tcPr>
-            <w:tcW w:w="1982" w:type="dxa"/>
-          </w:tcPr>
-          <w:p>
-            <w:pPr>
-              <w:ind w:left="32" w:firstLine="0"/>
-            </w:pPr>
-            <w:r>
-              <w:t>3 ấn vào nút thêm</w:t>
-            </w:r>
-          </w:p>
-        </w:tc>
-        <w:tc>
-          <w:tcPr>
-            <w:tcW w:w="7794" w:type="dxa"/>
-          </w:tcPr>
-          <w:p>
-            <w:pPr>
-              <w:ind w:left="37" w:firstLine="0"/>
-            </w:pPr>
-          </w:p>
-        </w:tc>
-      </w:tr>
-      <w:tr>
-        <w:trPr>
-          <w:trHeight w:val="958"/>
-        </w:trPr>
-        <w:tc>
-          <w:tcPr>
-            <w:tcW w:w="1982" w:type="dxa"/>
-          </w:tcPr>
-          <w:p>
-            <w:pPr>
-              <w:ind w:left="32" w:firstLine="0"/>
-            </w:pPr>
-          </w:p>
-        </w:tc>
-        <w:tc>
-          <w:tcPr>
-            <w:tcW w:w="7794" w:type="dxa"/>
-          </w:tcPr>
-          <w:p>
-            <w:pPr>
-              <w:ind w:left="37" w:firstLine="0"/>
-            </w:pPr>
-            <w:r>
-              <w:t>4 hiển thị form thêm</w:t>
-            </w:r>
-          </w:p>
-        </w:tc>
-      </w:tr>
-      <w:tr>
-        <w:trPr>
-          <w:trHeight w:val="958"/>
-        </w:trPr>
-        <w:tc>
-          <w:tcPr>
-            <w:tcW w:w="1982" w:type="dxa"/>
-          </w:tcPr>
-          <w:p>
-            <w:pPr>
-              <w:ind w:left="32" w:firstLine="0"/>
-            </w:pPr>
-            <w:r>
-              <w:t>5 người dùng nhập dữ liệu</w:t>
-            </w:r>
-          </w:p>
-        </w:tc>
-        <w:tc>
-          <w:tcPr>
-            <w:tcW w:w="7794" w:type="dxa"/>
-          </w:tcPr>
-          <w:p>
-            <w:pPr>
-              <w:ind w:left="37" w:firstLine="0"/>
-            </w:pPr>
-          </w:p>
-        </w:tc>
-      </w:tr>
-      <w:tr>
-        <w:trPr>
-          <w:trHeight w:val="958"/>
-        </w:trPr>
-        <w:tc>
-          <w:tcPr>
-            <w:tcW w:w="1982" w:type="dxa"/>
-          </w:tcPr>
-          <w:p>
-            <w:pPr>
-              <w:ind w:left="32" w:firstLine="0"/>
-            </w:pPr>
-            <w:r>
-              <w:t xml:space="preserve"> </w:t>
-            </w:r>
-          </w:p>
-        </w:tc>
-        <w:tc>
-          <w:tcPr>
-            <w:tcW w:w="7794" w:type="dxa"/>
-          </w:tcPr>
-          <w:p>
-            <w:pPr>
-              <w:ind w:left="37" w:firstLine="0"/>
-            </w:pPr>
-            <w:r>
-              <w:t>6 Kiểm tra dữ liệu được thêm vào</w:t>
-            </w:r>
-          </w:p>
-        </w:tc>
-      </w:tr>
-      <w:tr>
-        <w:trPr>
-          <w:trHeight w:val="958"/>
-        </w:trPr>
-        <w:tc>
-          <w:tcPr>
-            <w:tcW w:w="1982" w:type="dxa"/>
-          </w:tcPr>
-          <w:p>
-            <w:pPr>
-              <w:ind w:left="32" w:firstLine="0"/>
-            </w:pPr>
-          </w:p>
-        </w:tc>
-        <w:tc>
-          <w:tcPr>
-            <w:tcW w:w="7794" w:type="dxa"/>
-          </w:tcPr>
-          <w:p>
-            <w:pPr>
-              <w:ind w:left="37" w:firstLine="0"/>
-            </w:pPr>
-            <w:r>
-              <w:t>7 lưu dữ liệu vào cơ sở dữ liệu</w:t>
-            </w:r>
-          </w:p>
-          <w:p>
-            <w:pPr>
-              <w:ind w:left="37" w:firstLine="0"/>
-            </w:pPr>
-          </w:p>
-        </w:tc>
-      </w:tr>
-      <w:tr>
-        <w:trPr>
-          <w:trHeight w:val="958"/>
-        </w:trPr>
-        <w:tc>
-          <w:tcPr>
-            <w:tcW w:w="1982" w:type="dxa"/>
-          </w:tcPr>
-          <w:p>
-            <w:pPr>
-              <w:ind w:left="32" w:firstLine="0"/>
-            </w:pPr>
-            <w:r>
-              <w:t>Trường hợp 2 chọn vô sửa</w:t>
-            </w:r>
-          </w:p>
-        </w:tc>
-        <w:tc>
-          <w:tcPr>
-            <w:tcW w:w="7794" w:type="dxa"/>
-          </w:tcPr>
-          <w:p>
-            <w:pPr>
-              <w:ind w:left="37" w:firstLine="0"/>
-            </w:pPr>
-          </w:p>
-        </w:tc>
-      </w:tr>
-      <w:tr>
-        <w:trPr>
-          <w:trHeight w:val="958"/>
-        </w:trPr>
-        <w:tc>
-          <w:tcPr>
-            <w:tcW w:w="1982" w:type="dxa"/>
-          </w:tcPr>
-          <w:p>
-            <w:pPr>
-              <w:ind w:left="32" w:firstLine="0"/>
-            </w:pPr>
-            <w:r>
-              <w:t>3 người dùng ấn vô sửa</w:t>
-            </w:r>
-          </w:p>
-        </w:tc>
-        <w:tc>
-          <w:tcPr>
-            <w:tcW w:w="7794" w:type="dxa"/>
-          </w:tcPr>
-          <w:p>
-            <w:pPr>
-              <w:ind w:left="37" w:firstLine="0"/>
-            </w:pPr>
-          </w:p>
-        </w:tc>
-      </w:tr>
-      <w:tr>
-        <w:trPr>
-          <w:trHeight w:val="958"/>
-        </w:trPr>
-        <w:tc>
-          <w:tcPr>
-            <w:tcW w:w="1982" w:type="dxa"/>
-          </w:tcPr>
-          <w:p>
-            <w:pPr>
-              <w:ind w:left="32" w:firstLine="0"/>
-            </w:pPr>
-          </w:p>
-        </w:tc>
-        <w:tc>
-          <w:tcPr>
-            <w:tcW w:w="7794" w:type="dxa"/>
-          </w:tcPr>
-          <w:p>
-            <w:pPr>
-              <w:ind w:left="37" w:firstLine="0"/>
-            </w:pPr>
-            <w:r>
-              <w:t>4 hiển thị ra form sửa</w:t>
-            </w:r>
-          </w:p>
-        </w:tc>
-      </w:tr>
-      <w:tr>
-        <w:trPr>
-          <w:trHeight w:val="958"/>
-        </w:trPr>
-        <w:tc>
-          <w:tcPr>
-            <w:tcW w:w="1982" w:type="dxa"/>
-          </w:tcPr>
-          <w:p>
-            <w:pPr>
-              <w:ind w:left="32" w:firstLine="0"/>
-            </w:pPr>
-            <w:r>
-              <w:t>5 người dùng nhập dữ liệu</w:t>
-            </w:r>
-          </w:p>
-        </w:tc>
-        <w:tc>
-          <w:tcPr>
-            <w:tcW w:w="7794" w:type="dxa"/>
-          </w:tcPr>
-          <w:p>
-            <w:pPr>
-              <w:ind w:left="37" w:firstLine="0"/>
-            </w:pPr>
-          </w:p>
-        </w:tc>
-      </w:tr>
-      <w:tr>
-        <w:trPr>
-          <w:trHeight w:val="958"/>
-        </w:trPr>
-        <w:tc>
-          <w:tcPr>
-            <w:tcW w:w="1982" w:type="dxa"/>
-          </w:tcPr>
-          <w:p>
-            <w:pPr>
-              <w:ind w:left="32" w:firstLine="0"/>
-            </w:pPr>
-          </w:p>
-        </w:tc>
-        <w:tc>
-          <w:tcPr>
-            <w:tcW w:w="7794" w:type="dxa"/>
-          </w:tcPr>
-          <w:p>
-            <w:pPr>
-              <w:ind w:left="37" w:firstLine="0"/>
-            </w:pPr>
-            <w:r>
-              <w:t>6 kiểm tra thông tin sửa</w:t>
-            </w:r>
-          </w:p>
-        </w:tc>
-      </w:tr>
-      <w:tr>
-        <w:trPr>
-          <w:trHeight w:val="958"/>
-        </w:trPr>
-        <w:tc>
-          <w:tcPr>
-            <w:tcW w:w="1982" w:type="dxa"/>
-          </w:tcPr>
-          <w:p>
-            <w:pPr>
-              <w:ind w:left="32" w:firstLine="0"/>
-            </w:pPr>
-          </w:p>
-        </w:tc>
-        <w:tc>
-          <w:tcPr>
-            <w:tcW w:w="7794" w:type="dxa"/>
-          </w:tcPr>
-          <w:p>
-            <w:pPr>
-              <w:ind w:left="37" w:firstLine="0"/>
-            </w:pPr>
-            <w:r>
-              <w:t>7Sửa dữ liệu vào csdl</w:t>
-            </w:r>
-          </w:p>
-        </w:tc>
-      </w:tr>
-      <w:tr>
-        <w:trPr>
-          <w:trHeight w:val="958"/>
-        </w:trPr>
-        <w:tc>
-          <w:tcPr>
-            <w:tcW w:w="1982" w:type="dxa"/>
-          </w:tcPr>
-          <w:p>
-            <w:pPr>
-              <w:ind w:left="32" w:firstLine="0"/>
-            </w:pPr>
-            <w:r>
-              <w:lastRenderedPageBreak/>
-              <w:t xml:space="preserve">Trường hợp </w:t>
-            </w:r>
-            <w:r>
-              <w:t>3</w:t>
-            </w:r>
-            <w:r>
-              <w:t xml:space="preserve"> ấn vô chi tiết </w:t>
-            </w:r>
-          </w:p>
-        </w:tc>
-        <w:tc>
-          <w:tcPr>
-            <w:tcW w:w="7794" w:type="dxa"/>
-          </w:tcPr>
-          <w:p>
-            <w:pPr>
-              <w:ind w:left="37" w:firstLine="0"/>
-            </w:pPr>
-          </w:p>
-        </w:tc>
-      </w:tr>
-      <w:tr>
-        <w:trPr>
-          <w:trHeight w:val="958"/>
-        </w:trPr>
-        <w:tc>
-          <w:tcPr>
-            <w:tcW w:w="1982" w:type="dxa"/>
-          </w:tcPr>
-          <w:p>
-            <w:pPr>
-              <w:ind w:left="32" w:firstLine="0"/>
-            </w:pPr>
-            <w:r>
               <w:t>3 người dùng ấn vào nút chi tiết</w:t>
             </w:r>
           </w:p>
@@ -6266,17 +7974,20 @@
               <w:ind w:left="32" w:firstLine="0"/>
             </w:pPr>
             <w:r>
+              <w:t>Luồng</w:t>
+            </w:r>
+            <w:r>
+              <w:t xml:space="preserve"> 3.2 </w:t>
+            </w:r>
+            <w:r>
+              <w:t>nếu người dùng chọn trường hợp 1,2 thêm, sửa</w:t>
+            </w:r>
+            <w:r>
+              <w:t xml:space="preserve"> nhưng </w:t>
+            </w:r>
+            <w:r>
               <w:lastRenderedPageBreak/>
-              <w:t>Luồng</w:t>
-            </w:r>
-            <w:r>
-              <w:t xml:space="preserve"> 3.2 </w:t>
-            </w:r>
-            <w:r>
-              <w:t>nếu người dùng chọn trường hợp 1,2 thêm, sửa</w:t>
-            </w:r>
-            <w:r>
-              <w:t xml:space="preserve"> nhưng không nhập dữ liệu</w:t>
+              <w:t>không nhập dữ liệu</w:t>
             </w:r>
           </w:p>
         </w:tc>
@@ -6673,7 +8384,6 @@
                 <w:b/>
                 <w:bCs/>
               </w:rPr>
-              <w:lastRenderedPageBreak/>
               <w:t>Hậu điều kiện:</w:t>
             </w:r>
           </w:p>
@@ -6806,6 +8516,7 @@
               <w:ind w:left="32" w:firstLine="0"/>
             </w:pPr>
             <w:r>
+              <w:lastRenderedPageBreak/>
               <w:t xml:space="preserve">1 </w:t>
             </w:r>
             <w:r>
@@ -7220,6 +8931,7 @@
               <w:ind w:left="32" w:firstLine="0"/>
             </w:pPr>
             <w:r>
+              <w:lastRenderedPageBreak/>
               <w:t xml:space="preserve">Trường hợp </w:t>
             </w:r>
             <w:r>
@@ -7628,6 +9340,7 @@
               <w:ind w:left="32" w:firstLine="0"/>
             </w:pPr>
             <w:r>
+              <w:lastRenderedPageBreak/>
               <w:t>Luồng</w:t>
             </w:r>
             <w:r>
@@ -7993,7 +9706,6 @@
                 <w:b/>
                 <w:bCs/>
               </w:rPr>
-              <w:lastRenderedPageBreak/>
               <w:t>Tiền điều kiện:</w:t>
             </w:r>
           </w:p>
@@ -8075,6 +9787,7 @@
                 <w:b/>
                 <w:bCs/>
               </w:rPr>
+              <w:lastRenderedPageBreak/>
               <w:t>Luồng sự kiện chính</w:t>
             </w:r>
           </w:p>
@@ -8496,7 +10209,6 @@
               <w:ind w:left="32" w:firstLine="0"/>
             </w:pPr>
             <w:r>
-              <w:lastRenderedPageBreak/>
               <w:t>5 người dùng nhập dữ liệu</w:t>
             </w:r>
           </w:p>
@@ -8971,6 +10683,7 @@
                 <w:b/>
                 <w:bCs/>
               </w:rPr>
+              <w:lastRenderedPageBreak/>
               <w:t>Luồng thay thế</w:t>
             </w:r>
           </w:p>
@@ -9325,7 +11038,6 @@
                 <w:b/>
                 <w:bCs/>
               </w:rPr>
-              <w:lastRenderedPageBreak/>
               <w:t>Actor phụ:</w:t>
             </w:r>
           </w:p>
@@ -9456,6 +11168,7 @@
                 <w:b/>
                 <w:bCs/>
               </w:rPr>
+              <w:lastRenderedPageBreak/>
               <w:t>Luồng sự kiện chính</w:t>
             </w:r>
           </w:p>
@@ -9891,7 +11604,6 @@
               <w:ind w:firstLine="0"/>
             </w:pPr>
             <w:r>
-              <w:lastRenderedPageBreak/>
               <w:t xml:space="preserve">Trường hợp </w:t>
             </w:r>
             <w:r>
@@ -10281,11 +11993,64 @@
               <w:t xml:space="preserve">3 </w:t>
             </w:r>
             <w:r>
-              <w:t xml:space="preserve"> người dùng chọn </w:t>
-            </w:r>
+              <w:t xml:space="preserve"> người dùng chọn quay lại hoặc huỷ</w:t>
+            </w:r>
+          </w:p>
+        </w:tc>
+        <w:tc>
+          <w:tcPr>
+            <w:tcW w:w="7794" w:type="dxa"/>
+          </w:tcPr>
+          <w:p>
+            <w:pPr>
+              <w:ind w:left="37" w:firstLine="0"/>
+            </w:pPr>
+          </w:p>
+        </w:tc>
+      </w:tr>
+      <w:tr>
+        <w:trPr>
+          <w:trHeight w:val="586"/>
+        </w:trPr>
+        <w:tc>
+          <w:tcPr>
+            <w:tcW w:w="1982" w:type="dxa"/>
+          </w:tcPr>
+          <w:p>
+            <w:pPr>
+              <w:ind w:left="32" w:firstLine="0"/>
+            </w:pPr>
+          </w:p>
+        </w:tc>
+        <w:tc>
+          <w:tcPr>
+            <w:tcW w:w="7794" w:type="dxa"/>
+          </w:tcPr>
+          <w:p>
+            <w:pPr>
+              <w:ind w:left="37" w:firstLine="0"/>
+            </w:pPr>
+            <w:r>
+              <w:t xml:space="preserve"> Không xoá dữ liệu</w:t>
+            </w:r>
+          </w:p>
+        </w:tc>
+      </w:tr>
+      <w:tr>
+        <w:trPr>
+          <w:trHeight w:val="586"/>
+        </w:trPr>
+        <w:tc>
+          <w:tcPr>
+            <w:tcW w:w="1982" w:type="dxa"/>
+          </w:tcPr>
+          <w:p>
+            <w:pPr>
+              <w:ind w:left="32" w:firstLine="0"/>
+            </w:pPr>
             <w:r>
               <w:lastRenderedPageBreak/>
-              <w:t>quay lại hoặc huỷ</w:t>
+              <w:t>5.1 trường hợp 1 sửa nhưng người dùng ấn vào quay lại</w:t>
             </w:r>
           </w:p>
         </w:tc>
@@ -10323,6 +12088,1138 @@
               <w:ind w:left="37" w:firstLine="0"/>
             </w:pPr>
             <w:r>
+              <w:t xml:space="preserve"> trở lại trang cũ</w:t>
+            </w:r>
+          </w:p>
+        </w:tc>
+      </w:tr>
+    </w:tbl>
+    <w:p>
+      <w:r>
+        <w:t xml:space="preserve"> </w:t>
+      </w:r>
+    </w:p>
+    <w:tbl>
+      <w:tblPr>
+        <w:tblStyle w:val="TableGrid"/>
+        <w:tblW w:w="9776" w:type="dxa"/>
+        <w:tblLook w:val="04A0" w:firstRow="1" w:lastRow="0" w:firstColumn="1" w:lastColumn="0" w:noHBand="0" w:noVBand="1"/>
+      </w:tblPr>
+      <w:tblGrid>
+        <w:gridCol w:w="1982"/>
+        <w:gridCol w:w="7794"/>
+      </w:tblGrid>
+      <w:tr>
+        <w:trPr>
+          <w:trHeight w:val="599"/>
+        </w:trPr>
+        <w:tc>
+          <w:tcPr>
+            <w:tcW w:w="1982" w:type="dxa"/>
+            <w:hideMark/>
+          </w:tcPr>
+          <w:p>
+            <w:pPr>
+              <w:ind w:left="32" w:firstLine="0"/>
+              <w:rPr>
+                <w:b/>
+                <w:bCs/>
+              </w:rPr>
+            </w:pPr>
+            <w:r>
+              <w:rPr>
+                <w:b/>
+                <w:bCs/>
+              </w:rPr>
+              <w:t>Tên use case:</w:t>
+            </w:r>
+          </w:p>
+        </w:tc>
+        <w:tc>
+          <w:tcPr>
+            <w:tcW w:w="7794" w:type="dxa"/>
+            <w:hideMark/>
+          </w:tcPr>
+          <w:p>
+            <w:pPr>
+              <w:ind w:firstLine="0"/>
+            </w:pPr>
+            <w:r>
+              <w:t xml:space="preserve">Quản lý </w:t>
+            </w:r>
+            <w:r>
+              <w:t>hoá đơn</w:t>
+            </w:r>
+          </w:p>
+        </w:tc>
+      </w:tr>
+      <w:tr>
+        <w:trPr>
+          <w:trHeight w:val="945"/>
+        </w:trPr>
+        <w:tc>
+          <w:tcPr>
+            <w:tcW w:w="1982" w:type="dxa"/>
+            <w:hideMark/>
+          </w:tcPr>
+          <w:p>
+            <w:pPr>
+              <w:ind w:left="32" w:firstLine="0"/>
+              <w:rPr>
+                <w:b/>
+                <w:bCs/>
+              </w:rPr>
+            </w:pPr>
+            <w:r>
+              <w:rPr>
+                <w:b/>
+                <w:bCs/>
+              </w:rPr>
+              <w:t>Mô tả sơ: lược</w:t>
+            </w:r>
+          </w:p>
+        </w:tc>
+        <w:tc>
+          <w:tcPr>
+            <w:tcW w:w="7794" w:type="dxa"/>
+          </w:tcPr>
+          <w:p>
+            <w:pPr>
+              <w:ind w:left="37" w:firstLine="0"/>
+            </w:pPr>
+            <w:r>
+              <w:t xml:space="preserve">Cho phép Chủ shop </w:t>
+            </w:r>
+            <w:r>
+              <w:t>và nhân viên</w:t>
+            </w:r>
+            <w:r>
+              <w:t xml:space="preserve"> xem danh sách, xem chi tiết, sửa, xóa và tìm kiếm thông tin</w:t>
+            </w:r>
+            <w:r>
+              <w:t xml:space="preserve"> hoá đơn</w:t>
+            </w:r>
+            <w:r>
+              <w:t xml:space="preserve"> trong hệ thống</w:t>
+            </w:r>
+          </w:p>
+        </w:tc>
+      </w:tr>
+      <w:tr>
+        <w:trPr>
+          <w:trHeight w:val="599"/>
+        </w:trPr>
+        <w:tc>
+          <w:tcPr>
+            <w:tcW w:w="1982" w:type="dxa"/>
+            <w:hideMark/>
+          </w:tcPr>
+          <w:p>
+            <w:pPr>
+              <w:ind w:left="32" w:firstLine="0"/>
+              <w:rPr>
+                <w:b/>
+                <w:bCs/>
+              </w:rPr>
+            </w:pPr>
+            <w:r>
+              <w:rPr>
+                <w:b/>
+                <w:bCs/>
+              </w:rPr>
+              <w:t>Actor chính:</w:t>
+            </w:r>
+          </w:p>
+        </w:tc>
+        <w:tc>
+          <w:tcPr>
+            <w:tcW w:w="7794" w:type="dxa"/>
+          </w:tcPr>
+          <w:p>
+            <w:pPr>
+              <w:ind w:left="37" w:firstLine="0"/>
+            </w:pPr>
+            <w:r>
+              <w:t>Chủ shop</w:t>
+            </w:r>
+            <w:r>
+              <w:t>, nhân viên</w:t>
+            </w:r>
+          </w:p>
+        </w:tc>
+      </w:tr>
+      <w:tr>
+        <w:trPr>
+          <w:trHeight w:val="599"/>
+        </w:trPr>
+        <w:tc>
+          <w:tcPr>
+            <w:tcW w:w="1982" w:type="dxa"/>
+            <w:hideMark/>
+          </w:tcPr>
+          <w:p>
+            <w:pPr>
+              <w:ind w:left="32" w:firstLine="0"/>
+              <w:rPr>
+                <w:b/>
+                <w:bCs/>
+              </w:rPr>
+            </w:pPr>
+            <w:r>
+              <w:rPr>
+                <w:b/>
+                <w:bCs/>
+              </w:rPr>
+              <w:t>Actor phụ:</w:t>
+            </w:r>
+          </w:p>
+        </w:tc>
+        <w:tc>
+          <w:tcPr>
+            <w:tcW w:w="7794" w:type="dxa"/>
+          </w:tcPr>
+          <w:p>
+            <w:pPr>
+              <w:ind w:left="37" w:firstLine="0"/>
+            </w:pPr>
+            <w:r>
+              <w:t>Không có</w:t>
+            </w:r>
+          </w:p>
+        </w:tc>
+      </w:tr>
+      <w:tr>
+        <w:trPr>
+          <w:trHeight w:val="586"/>
+        </w:trPr>
+        <w:tc>
+          <w:tcPr>
+            <w:tcW w:w="1982" w:type="dxa"/>
+            <w:hideMark/>
+          </w:tcPr>
+          <w:p>
+            <w:pPr>
+              <w:ind w:left="32" w:firstLine="0"/>
+              <w:rPr>
+                <w:b/>
+                <w:bCs/>
+              </w:rPr>
+            </w:pPr>
+            <w:r>
+              <w:rPr>
+                <w:b/>
+                <w:bCs/>
+              </w:rPr>
+              <w:t>Tiền điều kiện:</w:t>
+            </w:r>
+          </w:p>
+        </w:tc>
+        <w:tc>
+          <w:tcPr>
+            <w:tcW w:w="7794" w:type="dxa"/>
+          </w:tcPr>
+          <w:p>
+            <w:pPr>
+              <w:ind w:left="37" w:firstLine="0"/>
+            </w:pPr>
+            <w:r>
+              <w:t>Chủ shop</w:t>
+            </w:r>
+            <w:r>
+              <w:t xml:space="preserve"> và nhân viên</w:t>
+            </w:r>
+            <w:r>
+              <w:t xml:space="preserve"> đã đăng nhập vào hệ thống</w:t>
+            </w:r>
+          </w:p>
+        </w:tc>
+      </w:tr>
+      <w:tr>
+        <w:trPr>
+          <w:trHeight w:val="958"/>
+        </w:trPr>
+        <w:tc>
+          <w:tcPr>
+            <w:tcW w:w="1982" w:type="dxa"/>
+            <w:hideMark/>
+          </w:tcPr>
+          <w:p>
+            <w:pPr>
+              <w:ind w:left="32" w:firstLine="0"/>
+              <w:rPr>
+                <w:b/>
+                <w:bCs/>
+              </w:rPr>
+            </w:pPr>
+            <w:r>
+              <w:rPr>
+                <w:b/>
+                <w:bCs/>
+              </w:rPr>
+              <w:t>Hậu điều kiện:</w:t>
+            </w:r>
+          </w:p>
+        </w:tc>
+        <w:tc>
+          <w:tcPr>
+            <w:tcW w:w="7794" w:type="dxa"/>
+          </w:tcPr>
+          <w:p>
+            <w:pPr>
+              <w:ind w:left="37" w:firstLine="0"/>
+            </w:pPr>
+            <w:r>
+              <w:t>Thông t</w:t>
+            </w:r>
+            <w:r>
+              <w:t>in tài khoản</w:t>
+            </w:r>
+            <w:r>
+              <w:t xml:space="preserve"> được hiển thị hoặc cập nhật theo chức năng mà người dùng lựa chọn</w:t>
+            </w:r>
+          </w:p>
+        </w:tc>
+      </w:tr>
+      <w:tr>
+        <w:trPr>
+          <w:trHeight w:val="586"/>
+        </w:trPr>
+        <w:tc>
+          <w:tcPr>
+            <w:tcW w:w="9776" w:type="dxa"/>
+            <w:gridSpan w:val="2"/>
+            <w:hideMark/>
+          </w:tcPr>
+          <w:p>
+            <w:pPr>
+              <w:ind w:left="32" w:firstLine="0"/>
+              <w:rPr>
+                <w:b/>
+                <w:bCs/>
+              </w:rPr>
+            </w:pPr>
+            <w:r>
+              <w:rPr>
+                <w:b/>
+                <w:bCs/>
+              </w:rPr>
+              <w:t>Luồng sự kiện chính</w:t>
+            </w:r>
+          </w:p>
+        </w:tc>
+      </w:tr>
+      <w:tr>
+        <w:trPr>
+          <w:trHeight w:val="599"/>
+        </w:trPr>
+        <w:tc>
+          <w:tcPr>
+            <w:tcW w:w="1982" w:type="dxa"/>
+          </w:tcPr>
+          <w:p>
+            <w:pPr>
+              <w:ind w:left="32" w:firstLine="0"/>
+              <w:jc w:val="center"/>
+              <w:rPr>
+                <w:b/>
+                <w:bCs/>
+              </w:rPr>
+            </w:pPr>
+            <w:r>
+              <w:rPr>
+                <w:b/>
+                <w:bCs/>
+              </w:rPr>
+              <w:t>Người dùng</w:t>
+            </w:r>
+          </w:p>
+        </w:tc>
+        <w:tc>
+          <w:tcPr>
+            <w:tcW w:w="7794" w:type="dxa"/>
+          </w:tcPr>
+          <w:p>
+            <w:pPr>
+              <w:ind w:left="37" w:firstLine="0"/>
+              <w:jc w:val="center"/>
+              <w:rPr>
+                <w:b/>
+                <w:bCs/>
+              </w:rPr>
+            </w:pPr>
+            <w:r>
+              <w:rPr>
+                <w:b/>
+                <w:bCs/>
+              </w:rPr>
+              <w:t>Hệ thống</w:t>
+            </w:r>
+          </w:p>
+        </w:tc>
+      </w:tr>
+      <w:tr>
+        <w:tc>
+          <w:tcPr>
+            <w:tcW w:w="1982" w:type="dxa"/>
+            <w:hideMark/>
+          </w:tcPr>
+          <w:p>
+            <w:pPr>
+              <w:ind w:left="32" w:firstLine="0"/>
+            </w:pPr>
+          </w:p>
+        </w:tc>
+        <w:tc>
+          <w:tcPr>
+            <w:tcW w:w="7794" w:type="dxa"/>
+            <w:hideMark/>
+          </w:tcPr>
+          <w:p>
+            <w:pPr>
+              <w:ind w:left="37" w:firstLine="0"/>
+            </w:pPr>
+          </w:p>
+        </w:tc>
+      </w:tr>
+      <w:tr>
+        <w:trPr>
+          <w:trHeight w:val="958"/>
+        </w:trPr>
+        <w:tc>
+          <w:tcPr>
+            <w:tcW w:w="1982" w:type="dxa"/>
+          </w:tcPr>
+          <w:p>
+            <w:pPr>
+              <w:ind w:left="32" w:firstLine="0"/>
+            </w:pPr>
+            <w:r>
+              <w:t xml:space="preserve">1 </w:t>
+            </w:r>
+            <w:r>
+              <w:t>Nhấn vào nú</w:t>
+            </w:r>
+            <w:r>
+              <w:t>t hoá đơn</w:t>
+            </w:r>
+          </w:p>
+        </w:tc>
+        <w:tc>
+          <w:tcPr>
+            <w:tcW w:w="7794" w:type="dxa"/>
+          </w:tcPr>
+          <w:p>
+            <w:pPr>
+              <w:ind w:left="37" w:firstLine="0"/>
+            </w:pPr>
+          </w:p>
+        </w:tc>
+      </w:tr>
+      <w:tr>
+        <w:trPr>
+          <w:trHeight w:val="586"/>
+        </w:trPr>
+        <w:tc>
+          <w:tcPr>
+            <w:tcW w:w="1982" w:type="dxa"/>
+          </w:tcPr>
+          <w:p>
+            <w:pPr>
+              <w:ind w:left="32" w:firstLine="0"/>
+            </w:pPr>
+          </w:p>
+        </w:tc>
+        <w:tc>
+          <w:tcPr>
+            <w:tcW w:w="7794" w:type="dxa"/>
+          </w:tcPr>
+          <w:p>
+            <w:pPr>
+              <w:ind w:left="37" w:firstLine="0"/>
+            </w:pPr>
+            <w:r>
+              <w:t xml:space="preserve">2 </w:t>
+            </w:r>
+            <w:r>
+              <w:t>Hiển thị giao diện quả</w:t>
+            </w:r>
+            <w:r>
+              <w:t>n</w:t>
+            </w:r>
+            <w:r>
+              <w:t xml:space="preserve"> và danh sách </w:t>
+            </w:r>
+            <w:r>
+              <w:t xml:space="preserve"> hoá đơn</w:t>
+            </w:r>
+            <w:r>
+              <w:t xml:space="preserve"> từ CSDL, kèm các chức năng sửa, xóa, tìm kiếm, xem chi tiết</w:t>
+            </w:r>
+          </w:p>
+        </w:tc>
+      </w:tr>
+      <w:tr>
+        <w:trPr>
+          <w:trHeight w:val="958"/>
+        </w:trPr>
+        <w:tc>
+          <w:tcPr>
+            <w:tcW w:w="1982" w:type="dxa"/>
+          </w:tcPr>
+          <w:p>
+            <w:pPr>
+              <w:ind w:left="32" w:firstLine="0"/>
+            </w:pPr>
+            <w:r>
+              <w:t>Trường hợp 1 chọn vô sửa</w:t>
+            </w:r>
+          </w:p>
+        </w:tc>
+        <w:tc>
+          <w:tcPr>
+            <w:tcW w:w="7794" w:type="dxa"/>
+          </w:tcPr>
+          <w:p>
+            <w:pPr>
+              <w:ind w:left="37" w:firstLine="0"/>
+            </w:pPr>
+          </w:p>
+        </w:tc>
+      </w:tr>
+      <w:tr>
+        <w:trPr>
+          <w:trHeight w:val="958"/>
+        </w:trPr>
+        <w:tc>
+          <w:tcPr>
+            <w:tcW w:w="1982" w:type="dxa"/>
+          </w:tcPr>
+          <w:p>
+            <w:pPr>
+              <w:ind w:left="32" w:firstLine="0"/>
+            </w:pPr>
+            <w:r>
+              <w:t>3 người dùng ấn vô sửa</w:t>
+            </w:r>
+          </w:p>
+        </w:tc>
+        <w:tc>
+          <w:tcPr>
+            <w:tcW w:w="7794" w:type="dxa"/>
+          </w:tcPr>
+          <w:p>
+            <w:pPr>
+              <w:ind w:left="37" w:firstLine="0"/>
+            </w:pPr>
+          </w:p>
+        </w:tc>
+      </w:tr>
+      <w:tr>
+        <w:trPr>
+          <w:trHeight w:val="958"/>
+        </w:trPr>
+        <w:tc>
+          <w:tcPr>
+            <w:tcW w:w="1982" w:type="dxa"/>
+          </w:tcPr>
+          <w:p>
+            <w:pPr>
+              <w:ind w:left="32" w:firstLine="0"/>
+            </w:pPr>
+          </w:p>
+        </w:tc>
+        <w:tc>
+          <w:tcPr>
+            <w:tcW w:w="7794" w:type="dxa"/>
+          </w:tcPr>
+          <w:p>
+            <w:pPr>
+              <w:ind w:left="37" w:firstLine="0"/>
+            </w:pPr>
+            <w:r>
+              <w:t>4 hiển thị ra form sửa</w:t>
+            </w:r>
+          </w:p>
+        </w:tc>
+      </w:tr>
+      <w:tr>
+        <w:trPr>
+          <w:trHeight w:val="958"/>
+        </w:trPr>
+        <w:tc>
+          <w:tcPr>
+            <w:tcW w:w="1982" w:type="dxa"/>
+          </w:tcPr>
+          <w:p>
+            <w:pPr>
+              <w:ind w:left="32" w:firstLine="0"/>
+            </w:pPr>
+            <w:r>
+              <w:t>5 người dùng nhập dữ liệu</w:t>
+            </w:r>
+          </w:p>
+        </w:tc>
+        <w:tc>
+          <w:tcPr>
+            <w:tcW w:w="7794" w:type="dxa"/>
+          </w:tcPr>
+          <w:p>
+            <w:pPr>
+              <w:ind w:left="37" w:firstLine="0"/>
+            </w:pPr>
+          </w:p>
+        </w:tc>
+      </w:tr>
+      <w:tr>
+        <w:trPr>
+          <w:trHeight w:val="958"/>
+        </w:trPr>
+        <w:tc>
+          <w:tcPr>
+            <w:tcW w:w="1982" w:type="dxa"/>
+          </w:tcPr>
+          <w:p>
+            <w:pPr>
+              <w:ind w:left="32" w:firstLine="0"/>
+            </w:pPr>
+          </w:p>
+        </w:tc>
+        <w:tc>
+          <w:tcPr>
+            <w:tcW w:w="7794" w:type="dxa"/>
+          </w:tcPr>
+          <w:p>
+            <w:pPr>
+              <w:ind w:left="37" w:firstLine="0"/>
+            </w:pPr>
+            <w:r>
+              <w:t>6 kiểm tra thông tin sửa</w:t>
+            </w:r>
+          </w:p>
+        </w:tc>
+      </w:tr>
+      <w:tr>
+        <w:trPr>
+          <w:trHeight w:val="958"/>
+        </w:trPr>
+        <w:tc>
+          <w:tcPr>
+            <w:tcW w:w="1982" w:type="dxa"/>
+          </w:tcPr>
+          <w:p>
+            <w:pPr>
+              <w:ind w:left="32" w:firstLine="0"/>
+            </w:pPr>
+          </w:p>
+        </w:tc>
+        <w:tc>
+          <w:tcPr>
+            <w:tcW w:w="7794" w:type="dxa"/>
+          </w:tcPr>
+          <w:p>
+            <w:pPr>
+              <w:ind w:left="37" w:firstLine="0"/>
+            </w:pPr>
+            <w:r>
+              <w:t>7Sửa dữ liệu vào csdl</w:t>
+            </w:r>
+          </w:p>
+        </w:tc>
+      </w:tr>
+      <w:tr>
+        <w:trPr>
+          <w:trHeight w:val="958"/>
+        </w:trPr>
+        <w:tc>
+          <w:tcPr>
+            <w:tcW w:w="1982" w:type="dxa"/>
+          </w:tcPr>
+          <w:p>
+            <w:pPr>
+              <w:ind w:left="32" w:firstLine="0"/>
+            </w:pPr>
+            <w:r>
+              <w:t xml:space="preserve">Trường hợp 2 ấn vô chi tiết </w:t>
+            </w:r>
+          </w:p>
+        </w:tc>
+        <w:tc>
+          <w:tcPr>
+            <w:tcW w:w="7794" w:type="dxa"/>
+          </w:tcPr>
+          <w:p>
+            <w:pPr>
+              <w:ind w:left="37" w:firstLine="0"/>
+            </w:pPr>
+          </w:p>
+        </w:tc>
+      </w:tr>
+      <w:tr>
+        <w:trPr>
+          <w:trHeight w:val="958"/>
+        </w:trPr>
+        <w:tc>
+          <w:tcPr>
+            <w:tcW w:w="1982" w:type="dxa"/>
+          </w:tcPr>
+          <w:p>
+            <w:pPr>
+              <w:ind w:left="32" w:firstLine="0"/>
+            </w:pPr>
+            <w:r>
+              <w:t>3 người dùng ấn vào nút chi tiết</w:t>
+            </w:r>
+          </w:p>
+        </w:tc>
+        <w:tc>
+          <w:tcPr>
+            <w:tcW w:w="7794" w:type="dxa"/>
+          </w:tcPr>
+          <w:p>
+            <w:pPr>
+              <w:ind w:left="37" w:firstLine="0"/>
+            </w:pPr>
+          </w:p>
+        </w:tc>
+      </w:tr>
+      <w:tr>
+        <w:trPr>
+          <w:trHeight w:val="958"/>
+        </w:trPr>
+        <w:tc>
+          <w:tcPr>
+            <w:tcW w:w="1982" w:type="dxa"/>
+          </w:tcPr>
+          <w:p>
+            <w:pPr>
+              <w:ind w:left="32" w:firstLine="0"/>
+            </w:pPr>
+          </w:p>
+        </w:tc>
+        <w:tc>
+          <w:tcPr>
+            <w:tcW w:w="7794" w:type="dxa"/>
+          </w:tcPr>
+          <w:p>
+            <w:pPr>
+              <w:ind w:left="37" w:firstLine="0"/>
+            </w:pPr>
+            <w:r>
+              <w:t>4 xuất hiện ra form chi tiết</w:t>
+            </w:r>
+          </w:p>
+        </w:tc>
+      </w:tr>
+      <w:tr>
+        <w:trPr>
+          <w:trHeight w:val="958"/>
+        </w:trPr>
+        <w:tc>
+          <w:tcPr>
+            <w:tcW w:w="1982" w:type="dxa"/>
+          </w:tcPr>
+          <w:p>
+            <w:pPr>
+              <w:ind w:firstLine="0"/>
+            </w:pPr>
+            <w:r>
+              <w:t>Trường hợp 3 nhấn vô xoá</w:t>
+            </w:r>
+          </w:p>
+        </w:tc>
+        <w:tc>
+          <w:tcPr>
+            <w:tcW w:w="7794" w:type="dxa"/>
+          </w:tcPr>
+          <w:p>
+            <w:pPr>
+              <w:ind w:left="37" w:firstLine="0"/>
+            </w:pPr>
+          </w:p>
+        </w:tc>
+      </w:tr>
+      <w:tr>
+        <w:trPr>
+          <w:trHeight w:val="958"/>
+        </w:trPr>
+        <w:tc>
+          <w:tcPr>
+            <w:tcW w:w="1982" w:type="dxa"/>
+          </w:tcPr>
+          <w:p>
+            <w:pPr>
+              <w:ind w:firstLine="0"/>
+            </w:pPr>
+            <w:r>
+              <w:t>3 người dùng ấn vô xoá</w:t>
+            </w:r>
+          </w:p>
+        </w:tc>
+        <w:tc>
+          <w:tcPr>
+            <w:tcW w:w="7794" w:type="dxa"/>
+          </w:tcPr>
+          <w:p>
+            <w:pPr>
+              <w:ind w:left="37" w:firstLine="0"/>
+            </w:pPr>
+          </w:p>
+        </w:tc>
+      </w:tr>
+      <w:tr>
+        <w:trPr>
+          <w:trHeight w:val="958"/>
+        </w:trPr>
+        <w:tc>
+          <w:tcPr>
+            <w:tcW w:w="1982" w:type="dxa"/>
+          </w:tcPr>
+          <w:p>
+            <w:pPr>
+              <w:ind w:firstLine="0"/>
+            </w:pPr>
+          </w:p>
+        </w:tc>
+        <w:tc>
+          <w:tcPr>
+            <w:tcW w:w="7794" w:type="dxa"/>
+          </w:tcPr>
+          <w:p>
+            <w:pPr>
+              <w:ind w:left="37" w:firstLine="0"/>
+            </w:pPr>
+            <w:r>
+              <w:t xml:space="preserve">4 xuất hiện ra form xoá </w:t>
+            </w:r>
+          </w:p>
+        </w:tc>
+      </w:tr>
+      <w:tr>
+        <w:trPr>
+          <w:trHeight w:val="958"/>
+        </w:trPr>
+        <w:tc>
+          <w:tcPr>
+            <w:tcW w:w="1982" w:type="dxa"/>
+          </w:tcPr>
+          <w:p>
+            <w:pPr>
+              <w:ind w:firstLine="0"/>
+            </w:pPr>
+            <w:r>
+              <w:t xml:space="preserve">5 Người dùng chọn xoá </w:t>
+            </w:r>
+          </w:p>
+        </w:tc>
+        <w:tc>
+          <w:tcPr>
+            <w:tcW w:w="7794" w:type="dxa"/>
+          </w:tcPr>
+          <w:p>
+            <w:pPr>
+              <w:ind w:left="37" w:firstLine="0"/>
+            </w:pPr>
+          </w:p>
+        </w:tc>
+      </w:tr>
+      <w:tr>
+        <w:trPr>
+          <w:trHeight w:val="958"/>
+        </w:trPr>
+        <w:tc>
+          <w:tcPr>
+            <w:tcW w:w="1982" w:type="dxa"/>
+          </w:tcPr>
+          <w:p>
+            <w:pPr>
+              <w:ind w:firstLine="0"/>
+            </w:pPr>
+          </w:p>
+        </w:tc>
+        <w:tc>
+          <w:tcPr>
+            <w:tcW w:w="7794" w:type="dxa"/>
+          </w:tcPr>
+          <w:p>
+            <w:pPr>
+              <w:ind w:left="37" w:firstLine="0"/>
+            </w:pPr>
+            <w:r>
+              <w:t>6 Hỏi lại người dùng cos thật sự muốn xoá</w:t>
+            </w:r>
+          </w:p>
+        </w:tc>
+      </w:tr>
+      <w:tr>
+        <w:trPr>
+          <w:trHeight w:val="958"/>
+        </w:trPr>
+        <w:tc>
+          <w:tcPr>
+            <w:tcW w:w="1982" w:type="dxa"/>
+          </w:tcPr>
+          <w:p>
+            <w:pPr>
+              <w:ind w:firstLine="0"/>
+            </w:pPr>
+          </w:p>
+        </w:tc>
+        <w:tc>
+          <w:tcPr>
+            <w:tcW w:w="7794" w:type="dxa"/>
+          </w:tcPr>
+          <w:p>
+            <w:pPr>
+              <w:ind w:left="37" w:firstLine="0"/>
+            </w:pPr>
+            <w:r>
+              <w:t>7 gửi yêu vầu vào csdl</w:t>
+            </w:r>
+          </w:p>
+        </w:tc>
+      </w:tr>
+      <w:tr>
+        <w:trPr>
+          <w:trHeight w:val="958"/>
+        </w:trPr>
+        <w:tc>
+          <w:tcPr>
+            <w:tcW w:w="1982" w:type="dxa"/>
+          </w:tcPr>
+          <w:p>
+            <w:pPr>
+              <w:ind w:firstLine="0"/>
+            </w:pPr>
+            <w:r>
+              <w:t>Trường hợp 4  tìm kiếm</w:t>
+            </w:r>
+          </w:p>
+        </w:tc>
+        <w:tc>
+          <w:tcPr>
+            <w:tcW w:w="7794" w:type="dxa"/>
+          </w:tcPr>
+          <w:p>
+            <w:pPr>
+              <w:ind w:left="37" w:firstLine="0"/>
+            </w:pPr>
+          </w:p>
+        </w:tc>
+      </w:tr>
+      <w:tr>
+        <w:trPr>
+          <w:trHeight w:val="958"/>
+        </w:trPr>
+        <w:tc>
+          <w:tcPr>
+            <w:tcW w:w="1982" w:type="dxa"/>
+          </w:tcPr>
+          <w:p>
+            <w:pPr>
+              <w:ind w:firstLine="0"/>
+            </w:pPr>
+            <w:r>
+              <w:t>3 người dùng nhập vô ô tìm kiếm và ấn vào nút tìm kiếm</w:t>
+            </w:r>
+          </w:p>
+        </w:tc>
+        <w:tc>
+          <w:tcPr>
+            <w:tcW w:w="7794" w:type="dxa"/>
+          </w:tcPr>
+          <w:p>
+            <w:pPr>
+              <w:ind w:left="37" w:firstLine="0"/>
+            </w:pPr>
+          </w:p>
+        </w:tc>
+      </w:tr>
+      <w:tr>
+        <w:trPr>
+          <w:trHeight w:val="958"/>
+        </w:trPr>
+        <w:tc>
+          <w:tcPr>
+            <w:tcW w:w="1982" w:type="dxa"/>
+          </w:tcPr>
+          <w:p>
+            <w:pPr>
+              <w:ind w:firstLine="0"/>
+            </w:pPr>
+          </w:p>
+        </w:tc>
+        <w:tc>
+          <w:tcPr>
+            <w:tcW w:w="7794" w:type="dxa"/>
+          </w:tcPr>
+          <w:p>
+            <w:pPr>
+              <w:ind w:left="37" w:firstLine="0"/>
+            </w:pPr>
+            <w:r>
+              <w:t xml:space="preserve">4 Hệ thống lấy ra dữ liệu đã được nhập </w:t>
+            </w:r>
+          </w:p>
+        </w:tc>
+      </w:tr>
+      <w:tr>
+        <w:trPr>
+          <w:trHeight w:val="958"/>
+        </w:trPr>
+        <w:tc>
+          <w:tcPr>
+            <w:tcW w:w="1982" w:type="dxa"/>
+          </w:tcPr>
+          <w:p>
+            <w:pPr>
+              <w:ind w:firstLine="0"/>
+            </w:pPr>
+          </w:p>
+        </w:tc>
+        <w:tc>
+          <w:tcPr>
+            <w:tcW w:w="7794" w:type="dxa"/>
+          </w:tcPr>
+          <w:p>
+            <w:pPr>
+              <w:ind w:left="37" w:firstLine="0"/>
+            </w:pPr>
+            <w:r>
+              <w:t>5Trả về form chứa dữ liệu tìm kiếm</w:t>
+            </w:r>
+          </w:p>
+        </w:tc>
+      </w:tr>
+      <w:tr>
+        <w:trPr>
+          <w:trHeight w:val="599"/>
+        </w:trPr>
+        <w:tc>
+          <w:tcPr>
+            <w:tcW w:w="9776" w:type="dxa"/>
+            <w:gridSpan w:val="2"/>
+          </w:tcPr>
+          <w:p>
+            <w:pPr>
+              <w:ind w:left="32" w:firstLine="0"/>
+            </w:pPr>
+            <w:r>
+              <w:rPr>
+                <w:b/>
+                <w:bCs/>
+              </w:rPr>
+              <w:t>Luồng thay thế</w:t>
+            </w:r>
+          </w:p>
+        </w:tc>
+      </w:tr>
+      <w:tr>
+        <w:trPr>
+          <w:trHeight w:val="599"/>
+        </w:trPr>
+        <w:tc>
+          <w:tcPr>
+            <w:tcW w:w="1982" w:type="dxa"/>
+          </w:tcPr>
+          <w:p>
+            <w:pPr>
+              <w:ind w:left="32" w:firstLine="0"/>
+            </w:pPr>
+            <w:r>
+              <w:t>Luồng 3.1 nếu người dùng chọn trường hợp 2sửa nhưng chưa nhập dữ liệu</w:t>
+            </w:r>
+          </w:p>
+        </w:tc>
+        <w:tc>
+          <w:tcPr>
+            <w:tcW w:w="7794" w:type="dxa"/>
+          </w:tcPr>
+          <w:p>
+            <w:pPr>
+              <w:ind w:firstLine="0"/>
+            </w:pPr>
+          </w:p>
+        </w:tc>
+      </w:tr>
+      <w:tr>
+        <w:trPr>
+          <w:trHeight w:val="586"/>
+        </w:trPr>
+        <w:tc>
+          <w:tcPr>
+            <w:tcW w:w="1982" w:type="dxa"/>
+          </w:tcPr>
+          <w:p>
+            <w:pPr>
+              <w:ind w:left="32" w:firstLine="0"/>
+            </w:pPr>
+          </w:p>
+        </w:tc>
+        <w:tc>
+          <w:tcPr>
+            <w:tcW w:w="7794" w:type="dxa"/>
+          </w:tcPr>
+          <w:p>
+            <w:pPr>
+              <w:ind w:left="37" w:firstLine="0"/>
+            </w:pPr>
+            <w:r>
+              <w:t>Hệ thống thông báo form sửa chưa diền dữ liệu</w:t>
+            </w:r>
+          </w:p>
+        </w:tc>
+      </w:tr>
+      <w:tr>
+        <w:trPr>
+          <w:trHeight w:val="586"/>
+        </w:trPr>
+        <w:tc>
+          <w:tcPr>
+            <w:tcW w:w="1982" w:type="dxa"/>
+          </w:tcPr>
+          <w:p>
+            <w:pPr>
+              <w:ind w:left="32" w:firstLine="0"/>
+            </w:pPr>
+            <w:r>
+              <w:t>5.1 trường hợp 3  người dùng chọn quay lại hoặc huỷ</w:t>
+            </w:r>
+          </w:p>
+        </w:tc>
+        <w:tc>
+          <w:tcPr>
+            <w:tcW w:w="7794" w:type="dxa"/>
+          </w:tcPr>
+          <w:p>
+            <w:pPr>
+              <w:ind w:left="37" w:firstLine="0"/>
+            </w:pPr>
+          </w:p>
+        </w:tc>
+      </w:tr>
+      <w:tr>
+        <w:trPr>
+          <w:trHeight w:val="586"/>
+        </w:trPr>
+        <w:tc>
+          <w:tcPr>
+            <w:tcW w:w="1982" w:type="dxa"/>
+          </w:tcPr>
+          <w:p>
+            <w:pPr>
+              <w:ind w:left="32" w:firstLine="0"/>
+            </w:pPr>
+          </w:p>
+        </w:tc>
+        <w:tc>
+          <w:tcPr>
+            <w:tcW w:w="7794" w:type="dxa"/>
+          </w:tcPr>
+          <w:p>
+            <w:pPr>
+              <w:ind w:left="37" w:firstLine="0"/>
+            </w:pPr>
+            <w:r>
               <w:t xml:space="preserve"> Không xoá dữ liệu</w:t>
             </w:r>
           </w:p>
@@ -10385,7 +13282,11 @@
         </w:tc>
       </w:tr>
     </w:tbl>
-    <w:p/>
+    <w:p>
+      <w:pPr>
+        <w:ind w:firstLine="0"/>
+      </w:pPr>
+    </w:p>
     <w:p/>
     <w:p/>
     <w:p>
@@ -10403,14 +13304,12 @@
         <w:ind w:firstLine="0"/>
       </w:pPr>
       <w:r>
-        <w:rPr>
-          <w:noProof/>
-        </w:rPr>
+        <w:lastRenderedPageBreak/>
         <w:drawing>
-          <wp:inline distT="0" distB="0" distL="0" distR="0" wp14:anchorId="69753527" wp14:editId="5084F747">
-            <wp:extent cx="5685013" cy="5418290"/>
+          <wp:inline distT="0" distB="0" distL="0" distR="0" wp14:anchorId="1D9139F3" wp14:editId="05C331E3">
+            <wp:extent cx="5760720" cy="2935605"/>
             <wp:effectExtent l="0" t="0" r="0" b="0"/>
-            <wp:docPr id="930538576" name="Picture 1"/>
+            <wp:docPr id="982325670" name="Picture 1"/>
             <wp:cNvGraphicFramePr>
               <a:graphicFrameLocks xmlns:a="http://schemas.openxmlformats.org/drawingml/2006/main" noChangeAspect="1"/>
             </wp:cNvGraphicFramePr>
@@ -10418,11 +13317,11 @@
               <a:graphicData uri="http://schemas.openxmlformats.org/drawingml/2006/picture">
                 <pic:pic xmlns:pic="http://schemas.openxmlformats.org/drawingml/2006/picture">
                   <pic:nvPicPr>
-                    <pic:cNvPr id="930538576" name=""/>
+                    <pic:cNvPr id="982325670" name=""/>
                     <pic:cNvPicPr/>
                   </pic:nvPicPr>
                   <pic:blipFill>
-                    <a:blip r:embed="rId6"/>
+                    <a:blip r:embed="rId12"/>
                     <a:stretch>
                       <a:fillRect/>
                     </a:stretch>
@@ -10430,7 +13329,7 @@
                   <pic:spPr>
                     <a:xfrm>
                       <a:off x="0" y="0"/>
-                      <a:ext cx="5685013" cy="5418290"/>
+                      <a:ext cx="5760720" cy="2935605"/>
                     </a:xfrm>
                     <a:prstGeom prst="rect">
                       <a:avLst/>
@@ -10501,6 +13400,283 @@
     </w:p>
   </w:footnote>
 </w:footnotes>
+</file>
+
+<file path=word/numbering.xml><?xml version="1.0" encoding="utf-8"?>
+<w:numbering xmlns:wpc="http://schemas.microsoft.com/office/word/2010/wordprocessingCanvas" xmlns:cx="http://schemas.microsoft.com/office/drawing/2014/chartex" xmlns:cx1="http://schemas.microsoft.com/office/drawing/2015/9/8/chartex" xmlns:cx2="http://schemas.microsoft.com/office/drawing/2015/10/21/chartex" xmlns:cx3="http://schemas.microsoft.com/office/drawing/2016/5/9/chartex" xmlns:cx4="http://schemas.microsoft.com/office/drawing/2016/5/10/chartex" xmlns:cx5="http://schemas.microsoft.com/office/drawing/2016/5/11/chartex" xmlns:cx6="http://schemas.microsoft.com/office/drawing/2016/5/12/chartex" xmlns:cx7="http://schemas.microsoft.com/office/drawing/2016/5/13/chartex" xmlns:cx8="http://schemas.microsoft.com/office/drawing/2016/5/14/chartex" xmlns:mc="http://schemas.openxmlformats.org/markup-compatibility/2006" xmlns:aink="http://schemas.microsoft.com/office/drawing/2016/ink" xmlns:am3d="http://schemas.microsoft.com/office/drawing/2017/model3d" xmlns:o="urn:schemas-microsoft-com:office:office" xmlns:oel="http://schemas.microsoft.com/office/2019/extlst" xmlns:r="http://schemas.openxmlformats.org/officeDocument/2006/relationships" xmlns:m="http://schemas.openxmlformats.org/officeDocument/2006/math" xmlns:v="urn:schemas-microsoft-com:vml" xmlns:wp14="http://schemas.microsoft.com/office/word/2010/wordprocessingDrawing" xmlns:wp="http://schemas.openxmlformats.org/drawingml/2006/wordprocessingDrawing" xmlns:w10="urn:schemas-microsoft-com:office:word" xmlns:w="http://schemas.openxmlformats.org/wordprocessingml/2006/main" xmlns:w14="http://schemas.microsoft.com/office/word/2010/wordml" xmlns:w15="http://schemas.microsoft.com/office/word/2012/wordml" xmlns:w16cex="http://schemas.microsoft.com/office/word/2018/wordml/cex" xmlns:w16cid="http://schemas.microsoft.com/office/word/2016/wordml/cid" xmlns:w16="http://schemas.microsoft.com/office/word/2018/wordml" xmlns:w16du="http://schemas.microsoft.com/office/word/2023/wordml/word16du" xmlns:w16sdtdh="http://schemas.microsoft.com/office/word/2020/wordml/sdtdatahash" xmlns:w16sdtfl="http://schemas.microsoft.com/office/word/2024/wordml/sdtformatlock" xmlns:w16se="http://schemas.microsoft.com/office/word/2015/wordml/symex" xmlns:wpg="http://schemas.microsoft.com/office/word/2010/wordprocessingGroup" xmlns:wpi="http://schemas.microsoft.com/office/word/2010/wordprocessingInk" xmlns:wne="http://schemas.microsoft.com/office/word/2006/wordml" xmlns:wps="http://schemas.microsoft.com/office/word/2010/wordprocessingShape" mc:Ignorable="w14 w15 w16se w16cid w16 w16cex w16sdtdh w16sdtfl w16du wp14">
+  <w:abstractNum w:abstractNumId="0" w15:restartNumberingAfterBreak="0">
+    <w:nsid w:val="0E5A3B45"/>
+    <w:multiLevelType w:val="multilevel"/>
+    <w:tmpl w:val="05784BEC"/>
+    <w:lvl w:ilvl="0">
+      <w:start w:val="1"/>
+      <w:numFmt w:val="bullet"/>
+      <w:lvlText w:val=""/>
+      <w:lvlJc w:val="left"/>
+      <w:pPr>
+        <w:tabs>
+          <w:tab w:val="num" w:pos="720"/>
+        </w:tabs>
+        <w:ind w:left="720" w:hanging="360"/>
+      </w:pPr>
+      <w:rPr>
+        <w:rFonts w:ascii="Symbol" w:hAnsi="Symbol" w:hint="default"/>
+        <w:sz w:val="20"/>
+      </w:rPr>
+    </w:lvl>
+    <w:lvl w:ilvl="1" w:tentative="1">
+      <w:start w:val="1"/>
+      <w:numFmt w:val="bullet"/>
+      <w:lvlText w:val="o"/>
+      <w:lvlJc w:val="left"/>
+      <w:pPr>
+        <w:tabs>
+          <w:tab w:val="num" w:pos="1440"/>
+        </w:tabs>
+        <w:ind w:left="1440" w:hanging="360"/>
+      </w:pPr>
+      <w:rPr>
+        <w:rFonts w:ascii="Courier New" w:hAnsi="Courier New" w:hint="default"/>
+        <w:sz w:val="20"/>
+      </w:rPr>
+    </w:lvl>
+    <w:lvl w:ilvl="2" w:tentative="1">
+      <w:start w:val="1"/>
+      <w:numFmt w:val="bullet"/>
+      <w:lvlText w:val=""/>
+      <w:lvlJc w:val="left"/>
+      <w:pPr>
+        <w:tabs>
+          <w:tab w:val="num" w:pos="2160"/>
+        </w:tabs>
+        <w:ind w:left="2160" w:hanging="360"/>
+      </w:pPr>
+      <w:rPr>
+        <w:rFonts w:ascii="Wingdings" w:hAnsi="Wingdings" w:hint="default"/>
+        <w:sz w:val="20"/>
+      </w:rPr>
+    </w:lvl>
+    <w:lvl w:ilvl="3" w:tentative="1">
+      <w:start w:val="1"/>
+      <w:numFmt w:val="bullet"/>
+      <w:lvlText w:val=""/>
+      <w:lvlJc w:val="left"/>
+      <w:pPr>
+        <w:tabs>
+          <w:tab w:val="num" w:pos="2880"/>
+        </w:tabs>
+        <w:ind w:left="2880" w:hanging="360"/>
+      </w:pPr>
+      <w:rPr>
+        <w:rFonts w:ascii="Wingdings" w:hAnsi="Wingdings" w:hint="default"/>
+        <w:sz w:val="20"/>
+      </w:rPr>
+    </w:lvl>
+    <w:lvl w:ilvl="4" w:tentative="1">
+      <w:start w:val="1"/>
+      <w:numFmt w:val="bullet"/>
+      <w:lvlText w:val=""/>
+      <w:lvlJc w:val="left"/>
+      <w:pPr>
+        <w:tabs>
+          <w:tab w:val="num" w:pos="3600"/>
+        </w:tabs>
+        <w:ind w:left="3600" w:hanging="360"/>
+      </w:pPr>
+      <w:rPr>
+        <w:rFonts w:ascii="Wingdings" w:hAnsi="Wingdings" w:hint="default"/>
+        <w:sz w:val="20"/>
+      </w:rPr>
+    </w:lvl>
+    <w:lvl w:ilvl="5" w:tentative="1">
+      <w:start w:val="1"/>
+      <w:numFmt w:val="bullet"/>
+      <w:lvlText w:val=""/>
+      <w:lvlJc w:val="left"/>
+      <w:pPr>
+        <w:tabs>
+          <w:tab w:val="num" w:pos="4320"/>
+        </w:tabs>
+        <w:ind w:left="4320" w:hanging="360"/>
+      </w:pPr>
+      <w:rPr>
+        <w:rFonts w:ascii="Wingdings" w:hAnsi="Wingdings" w:hint="default"/>
+        <w:sz w:val="20"/>
+      </w:rPr>
+    </w:lvl>
+    <w:lvl w:ilvl="6" w:tentative="1">
+      <w:start w:val="1"/>
+      <w:numFmt w:val="bullet"/>
+      <w:lvlText w:val=""/>
+      <w:lvlJc w:val="left"/>
+      <w:pPr>
+        <w:tabs>
+          <w:tab w:val="num" w:pos="5040"/>
+        </w:tabs>
+        <w:ind w:left="5040" w:hanging="360"/>
+      </w:pPr>
+      <w:rPr>
+        <w:rFonts w:ascii="Wingdings" w:hAnsi="Wingdings" w:hint="default"/>
+        <w:sz w:val="20"/>
+      </w:rPr>
+    </w:lvl>
+    <w:lvl w:ilvl="7" w:tentative="1">
+      <w:start w:val="1"/>
+      <w:numFmt w:val="bullet"/>
+      <w:lvlText w:val=""/>
+      <w:lvlJc w:val="left"/>
+      <w:pPr>
+        <w:tabs>
+          <w:tab w:val="num" w:pos="5760"/>
+        </w:tabs>
+        <w:ind w:left="5760" w:hanging="360"/>
+      </w:pPr>
+      <w:rPr>
+        <w:rFonts w:ascii="Wingdings" w:hAnsi="Wingdings" w:hint="default"/>
+        <w:sz w:val="20"/>
+      </w:rPr>
+    </w:lvl>
+    <w:lvl w:ilvl="8" w:tentative="1">
+      <w:start w:val="1"/>
+      <w:numFmt w:val="bullet"/>
+      <w:lvlText w:val=""/>
+      <w:lvlJc w:val="left"/>
+      <w:pPr>
+        <w:tabs>
+          <w:tab w:val="num" w:pos="6480"/>
+        </w:tabs>
+        <w:ind w:left="6480" w:hanging="360"/>
+      </w:pPr>
+      <w:rPr>
+        <w:rFonts w:ascii="Wingdings" w:hAnsi="Wingdings" w:hint="default"/>
+        <w:sz w:val="20"/>
+      </w:rPr>
+    </w:lvl>
+  </w:abstractNum>
+  <w:abstractNum w:abstractNumId="1" w15:restartNumberingAfterBreak="0">
+    <w:nsid w:val="173E6639"/>
+    <w:multiLevelType w:val="multilevel"/>
+    <w:tmpl w:val="C03EBB4A"/>
+    <w:lvl w:ilvl="0">
+      <w:start w:val="1"/>
+      <w:numFmt w:val="decimal"/>
+      <w:lvlText w:val="%1."/>
+      <w:lvlJc w:val="left"/>
+      <w:pPr>
+        <w:tabs>
+          <w:tab w:val="num" w:pos="720"/>
+        </w:tabs>
+        <w:ind w:left="720" w:hanging="360"/>
+      </w:pPr>
+    </w:lvl>
+    <w:lvl w:ilvl="1">
+      <w:start w:val="1"/>
+      <w:numFmt w:val="bullet"/>
+      <w:lvlText w:val="o"/>
+      <w:lvlJc w:val="left"/>
+      <w:pPr>
+        <w:tabs>
+          <w:tab w:val="num" w:pos="1440"/>
+        </w:tabs>
+        <w:ind w:left="1440" w:hanging="360"/>
+      </w:pPr>
+      <w:rPr>
+        <w:rFonts w:ascii="Courier New" w:hAnsi="Courier New" w:hint="default"/>
+        <w:sz w:val="20"/>
+      </w:rPr>
+    </w:lvl>
+    <w:lvl w:ilvl="2" w:tentative="1">
+      <w:start w:val="1"/>
+      <w:numFmt w:val="decimal"/>
+      <w:lvlText w:val="%3."/>
+      <w:lvlJc w:val="left"/>
+      <w:pPr>
+        <w:tabs>
+          <w:tab w:val="num" w:pos="2160"/>
+        </w:tabs>
+        <w:ind w:left="2160" w:hanging="360"/>
+      </w:pPr>
+    </w:lvl>
+    <w:lvl w:ilvl="3" w:tentative="1">
+      <w:start w:val="1"/>
+      <w:numFmt w:val="decimal"/>
+      <w:lvlText w:val="%4."/>
+      <w:lvlJc w:val="left"/>
+      <w:pPr>
+        <w:tabs>
+          <w:tab w:val="num" w:pos="2880"/>
+        </w:tabs>
+        <w:ind w:left="2880" w:hanging="360"/>
+      </w:pPr>
+    </w:lvl>
+    <w:lvl w:ilvl="4" w:tentative="1">
+      <w:start w:val="1"/>
+      <w:numFmt w:val="decimal"/>
+      <w:lvlText w:val="%5."/>
+      <w:lvlJc w:val="left"/>
+      <w:pPr>
+        <w:tabs>
+          <w:tab w:val="num" w:pos="3600"/>
+        </w:tabs>
+        <w:ind w:left="3600" w:hanging="360"/>
+      </w:pPr>
+    </w:lvl>
+    <w:lvl w:ilvl="5" w:tentative="1">
+      <w:start w:val="1"/>
+      <w:numFmt w:val="decimal"/>
+      <w:lvlText w:val="%6."/>
+      <w:lvlJc w:val="left"/>
+      <w:pPr>
+        <w:tabs>
+          <w:tab w:val="num" w:pos="4320"/>
+        </w:tabs>
+        <w:ind w:left="4320" w:hanging="360"/>
+      </w:pPr>
+    </w:lvl>
+    <w:lvl w:ilvl="6" w:tentative="1">
+      <w:start w:val="1"/>
+      <w:numFmt w:val="decimal"/>
+      <w:lvlText w:val="%7."/>
+      <w:lvlJc w:val="left"/>
+      <w:pPr>
+        <w:tabs>
+          <w:tab w:val="num" w:pos="5040"/>
+        </w:tabs>
+        <w:ind w:left="5040" w:hanging="360"/>
+      </w:pPr>
+    </w:lvl>
+    <w:lvl w:ilvl="7" w:tentative="1">
+      <w:start w:val="1"/>
+      <w:numFmt w:val="decimal"/>
+      <w:lvlText w:val="%8."/>
+      <w:lvlJc w:val="left"/>
+      <w:pPr>
+        <w:tabs>
+          <w:tab w:val="num" w:pos="5760"/>
+        </w:tabs>
+        <w:ind w:left="5760" w:hanging="360"/>
+      </w:pPr>
+    </w:lvl>
+    <w:lvl w:ilvl="8" w:tentative="1">
+      <w:start w:val="1"/>
+      <w:numFmt w:val="decimal"/>
+      <w:lvlText w:val="%9."/>
+      <w:lvlJc w:val="left"/>
+      <w:pPr>
+        <w:tabs>
+          <w:tab w:val="num" w:pos="6480"/>
+        </w:tabs>
+        <w:ind w:left="6480" w:hanging="360"/>
+      </w:pPr>
+    </w:lvl>
+  </w:abstractNum>
+  <w:num w:numId="1" w16cid:durableId="216355408">
+    <w:abstractNumId w:val="0"/>
+  </w:num>
+  <w:num w:numId="2" w16cid:durableId="1130396031">
+    <w:abstractNumId w:val="1"/>
+  </w:num>
+</w:numbering>
 </file>
 
 <file path=word/styles.xml><?xml version="1.0" encoding="utf-8"?>
@@ -11148,7 +14324,6 @@
   <w:style w:type="character" w:default="1" w:styleId="DefaultParagraphFont">
     <w:name w:val="Default Paragraph Font"/>
     <w:uiPriority w:val="1"/>
-    <w:semiHidden/>
     <w:unhideWhenUsed/>
   </w:style>
   <w:style w:type="table" w:default="1" w:styleId="TableNormal">
